--- a/stewart_bringup/docs/closed_loop_ball_demos_usage.docx
+++ b/stewart_bringup/docs/closed_loop_ball_demos_usage.docx
@@ -2,7 +2,7 @@
 <file path=word/document.xml><?xml version="1.0" encoding="utf-8"?>
 <w:document xmlns:w="http://schemas.openxmlformats.org/wordprocessingml/2006/main" xmlns:m="http://schemas.openxmlformats.org/officeDocument/2006/math" xmlns:r="http://schemas.openxmlformats.org/officeDocument/2006/relationships" xmlns:o="urn:schemas-microsoft-com:office:office" xmlns:v="urn:schemas-microsoft-com:vml" xmlns:w10="urn:schemas-microsoft-com:office:word" xmlns:a="http://schemas.openxmlformats.org/drawingml/2006/main" xmlns:pic="http://schemas.openxmlformats.org/drawingml/2006/picture" xmlns:wp="http://schemas.openxmlformats.org/drawingml/2006/wordprocessingDrawing">
   <w:body>
-    <w:bookmarkStart w:id="54" w:name="X8479740ff9e42546ea5aa0e12f0523719a6cc0f"/>
+    <w:bookmarkStart w:id="55" w:name="X8479740ff9e42546ea5aa0e12f0523719a6cc0f"/>
     <w:p>
       <w:pPr>
         <w:pStyle w:val="Heading1"/>
@@ -53,13 +53,13 @@
         <w:pStyle w:val="BodyText"/>
       </w:pPr>
       <w:r>
-        <w:t xml:space="preserve">This guide assumes the v7 GUI changes are live. The cold-start</w:t>
-      </w:r>
-      <w:r>
-        <w:t xml:space="preserve"> </w:t>
-      </w:r>
-      <w:r>
-        <w:t xml:space="preserve">sequence below mirrors the existing</w:t>
+        <w:t xml:space="preserve">This guide assumes the v9 spec / v8.1 GUI scaffold is live on the Pi.</w:t>
+      </w:r>
+      <w:r>
+        <w:t xml:space="preserve"> </w:t>
+      </w:r>
+      <w:r>
+        <w:t xml:space="preserve">The cold-start sequence below mirrors the existing</w:t>
       </w:r>
       <w:r>
         <w:t xml:space="preserve"> </w:t>
@@ -74,7 +74,13 @@
         <w:t xml:space="preserve"> </w:t>
       </w:r>
       <w:r>
-        <w:t xml:space="preserve">reference card; everything else is new with the vision pipeline.</w:t>
+        <w:t xml:space="preserve">reference card; everything else is new with</w:t>
+      </w:r>
+      <w:r>
+        <w:t xml:space="preserve"> </w:t>
+      </w:r>
+      <w:r>
+        <w:t xml:space="preserve">the vision pipeline.</w:t>
       </w:r>
     </w:p>
     <w:p>
@@ -84,22 +90,27 @@
         </w:pict>
       </w:r>
     </w:p>
-    <w:bookmarkStart w:id="24" w:name="X2e263c0ca8d98be02319dfcac0e38b16f9c4949"/>
+    <w:bookmarkStart w:id="20" w:name="Xb575dc3120d32631a908ca8346ed7e91d387a66"/>
     <w:p>
       <w:pPr>
         <w:pStyle w:val="Heading2"/>
       </w:pPr>
       <w:r>
-        <w:t xml:space="preserve">1. Cold start (≈ 5 minutes from power-off to first demo)</w:t>
-      </w:r>
-    </w:p>
-    <w:bookmarkStart w:id="20" w:name="pre-flight-check"/>
-    <w:p>
-      <w:pPr>
-        <w:pStyle w:val="Heading3"/>
-      </w:pPr>
-      <w:r>
-        <w:t xml:space="preserve">1.1 Pre-flight check</w:t>
+        <w:t xml:space="preserve">0. Pre-flight before pushing v8.1 GUI to the Pi</w:t>
+      </w:r>
+    </w:p>
+    <w:p>
+      <w:pPr>
+        <w:pStyle w:val="FirstParagraph"/>
+      </w:pPr>
+      <w:r>
+        <w:t xml:space="preserve">Run these once after pulling the latest commit, before walking up to</w:t>
+      </w:r>
+      <w:r>
+        <w:t xml:space="preserve"> </w:t>
+      </w:r>
+      <w:r>
+        <w:t xml:space="preserve">the robot:</w:t>
       </w:r>
     </w:p>
     <w:p>
@@ -108,10 +119,108 @@
           <w:ilvl w:val="0"/>
           <w:numId w:val="1001"/>
         </w:numPr>
-        <w:pStyle w:val="Compact"/>
-      </w:pPr>
-      <w:r>
-        <w:t xml:space="preserve">☐ Pixel 9 hotspot is on; laptop is connected to it.</w:t>
+      </w:pPr>
+      <w:r>
+        <w:t xml:space="preserve">☐</w:t>
+      </w:r>
+      <w:r>
+        <w:t xml:space="preserve"> </w:t>
+      </w:r>
+      <w:r>
+        <w:rPr>
+          <w:rStyle w:val="VerbatimChar"/>
+        </w:rPr>
+        <w:t xml:space="preserve">git pull</w:t>
+      </w:r>
+      <w:r>
+        <w:t xml:space="preserve"> </w:t>
+      </w:r>
+      <w:r>
+        <w:t xml:space="preserve">on the Pi to grab the new GUI + nodes:</w:t>
+      </w:r>
+    </w:p>
+    <w:p>
+      <w:pPr>
+        <w:numPr>
+          <w:ilvl w:val="0"/>
+          <w:numId w:val="1000"/>
+        </w:numPr>
+        <w:pStyle w:val="SourceCode"/>
+      </w:pPr>
+      <w:r>
+        <w:rPr>
+          <w:rStyle w:val="FunctionTok"/>
+        </w:rPr>
+        <w:t xml:space="preserve">ssh</w:t>
+      </w:r>
+      <w:r>
+        <w:rPr>
+          <w:rStyle w:val="NormalTok"/>
+        </w:rPr>
+        <w:t xml:space="preserve"> sorak@stablebot.local</w:t>
+      </w:r>
+      <w:r>
+        <w:br/>
+      </w:r>
+      <w:r>
+        <w:rPr>
+          <w:rStyle w:val="BuiltInTok"/>
+        </w:rPr>
+        <w:t xml:space="preserve">cd</w:t>
+      </w:r>
+      <w:r>
+        <w:rPr>
+          <w:rStyle w:val="NormalTok"/>
+        </w:rPr>
+        <w:t xml:space="preserve"> ~/</w:t>
+      </w:r>
+      <w:r>
+        <w:rPr>
+          <w:rStyle w:val="OperatorTok"/>
+        </w:rPr>
+        <w:t xml:space="preserve">&lt;</w:t>
+      </w:r>
+      <w:r>
+        <w:rPr>
+          <w:rStyle w:val="NormalTok"/>
+        </w:rPr>
+        <w:t xml:space="preserve">your-workspace</w:t>
+      </w:r>
+      <w:r>
+        <w:rPr>
+          <w:rStyle w:val="OperatorTok"/>
+        </w:rPr>
+        <w:t xml:space="preserve">&gt;</w:t>
+      </w:r>
+      <w:r>
+        <w:rPr>
+          <w:rStyle w:val="NormalTok"/>
+        </w:rPr>
+        <w:t xml:space="preserve">/src/stable_bot_repo </w:t>
+      </w:r>
+      <w:r>
+        <w:rPr>
+          <w:rStyle w:val="KeywordTok"/>
+        </w:rPr>
+        <w:t xml:space="preserve">&amp;&amp;</w:t>
+      </w:r>
+      <w:r>
+        <w:rPr>
+          <w:rStyle w:val="NormalTok"/>
+        </w:rPr>
+        <w:t xml:space="preserve"> </w:t>
+      </w:r>
+      <w:r>
+        <w:rPr>
+          <w:rStyle w:val="FunctionTok"/>
+        </w:rPr>
+        <w:t xml:space="preserve">git</w:t>
+      </w:r>
+      <w:r>
+        <w:rPr>
+          <w:rStyle w:val="NormalTok"/>
+        </w:rPr>
+        <w:t xml:space="preserve"> pull</w:t>
       </w:r>
     </w:p>
     <w:p>
@@ -120,10 +229,111 @@
           <w:ilvl w:val="0"/>
           <w:numId w:val="1001"/>
         </w:numPr>
-        <w:pStyle w:val="Compact"/>
-      </w:pPr>
-      <w:r>
-        <w:t xml:space="preserve">☐ Stable-Bot sits on a stable, level workbench.</w:t>
+      </w:pPr>
+      <w:r>
+        <w:t xml:space="preserve">☐ Build the new package (intrinsics + extrinsics calibrators,</w:t>
+      </w:r>
+      <w:r>
+        <w:t xml:space="preserve"> </w:t>
+      </w:r>
+      <w:r>
+        <w:t xml:space="preserve">ArUco helpers, calibration node, bag recorder):</w:t>
+      </w:r>
+    </w:p>
+    <w:p>
+      <w:pPr>
+        <w:numPr>
+          <w:ilvl w:val="0"/>
+          <w:numId w:val="1000"/>
+        </w:numPr>
+        <w:pStyle w:val="SourceCode"/>
+      </w:pPr>
+      <w:r>
+        <w:rPr>
+          <w:rStyle w:val="BuiltInTok"/>
+        </w:rPr>
+        <w:t xml:space="preserve">cd</w:t>
+      </w:r>
+      <w:r>
+        <w:rPr>
+          <w:rStyle w:val="NormalTok"/>
+        </w:rPr>
+        <w:t xml:space="preserve"> ~/</w:t>
+      </w:r>
+      <w:r>
+        <w:rPr>
+          <w:rStyle w:val="OperatorTok"/>
+        </w:rPr>
+        <w:t xml:space="preserve">&lt;</w:t>
+      </w:r>
+      <w:r>
+        <w:rPr>
+          <w:rStyle w:val="NormalTok"/>
+        </w:rPr>
+        <w:t xml:space="preserve">your-workspace</w:t>
+      </w:r>
+      <w:r>
+        <w:rPr>
+          <w:rStyle w:val="OperatorTok"/>
+        </w:rPr>
+        <w:t xml:space="preserve">&gt;</w:t>
+      </w:r>
+      <w:r>
+        <w:br/>
+      </w:r>
+      <w:r>
+        <w:rPr>
+          <w:rStyle w:val="BuiltInTok"/>
+        </w:rPr>
+        <w:t xml:space="preserve">source</w:t>
+      </w:r>
+      <w:r>
+        <w:rPr>
+          <w:rStyle w:val="NormalTok"/>
+        </w:rPr>
+        <w:t xml:space="preserve"> /opt/ros/kilted/setup.bash</w:t>
+      </w:r>
+      <w:r>
+        <w:br/>
+      </w:r>
+      <w:r>
+        <w:rPr>
+          <w:rStyle w:val="ExtensionTok"/>
+        </w:rPr>
+        <w:t xml:space="preserve">colcon</w:t>
+      </w:r>
+      <w:r>
+        <w:rPr>
+          <w:rStyle w:val="NormalTok"/>
+        </w:rPr>
+        <w:t xml:space="preserve"> build </w:t>
+      </w:r>
+      <w:r>
+        <w:rPr>
+          <w:rStyle w:val="AttributeTok"/>
+        </w:rPr>
+        <w:t xml:space="preserve">--packages-select</w:t>
+      </w:r>
+      <w:r>
+        <w:rPr>
+          <w:rStyle w:val="NormalTok"/>
+        </w:rPr>
+        <w:t xml:space="preserve"> stewart_vision</w:t>
+      </w:r>
+      <w:r>
+        <w:br/>
+      </w:r>
+      <w:r>
+        <w:rPr>
+          <w:rStyle w:val="BuiltInTok"/>
+        </w:rPr>
+        <w:t xml:space="preserve">source</w:t>
+      </w:r>
+      <w:r>
+        <w:rPr>
+          <w:rStyle w:val="NormalTok"/>
+        </w:rPr>
+        <w:t xml:space="preserve"> install/local_setup.bash</w:t>
       </w:r>
     </w:p>
     <w:p>
@@ -132,38 +342,30 @@
           <w:ilvl w:val="0"/>
           <w:numId w:val="1001"/>
         </w:numPr>
-        <w:pStyle w:val="Compact"/>
-      </w:pPr>
-      <w:r>
-        <w:t xml:space="preserve">☐ OAK-D Pro AF is on its camera arm, pointed at the platform,</w:t>
-      </w:r>
-      <w:r>
-        <w:t xml:space="preserve"> </w:t>
-      </w:r>
-      <w:r>
-        <w:t xml:space="preserve">cable plugged into the Pi’s</w:t>
-      </w:r>
-      <w:r>
-        <w:t xml:space="preserve"> </w:t>
-      </w:r>
-      <w:r>
-        <w:rPr>
-          <w:bCs/>
-          <w:b/>
-        </w:rPr>
-        <w:t xml:space="preserve">blue USB-A 3.0</w:t>
-      </w:r>
-      <w:r>
-        <w:t xml:space="preserve"> </w:t>
-      </w:r>
-      <w:r>
-        <w:t xml:space="preserve">port (NOT</w:t>
-      </w:r>
-      <w:r>
-        <w:t xml:space="preserve"> </w:t>
-      </w:r>
-      <w:r>
-        <w:t xml:space="preserve">USB-C — that’s power-only on the Pi 5).</w:t>
+      </w:pPr>
+      <w:r>
+        <w:t xml:space="preserve">☐ Restart the GUI service so the new index.html is served:</w:t>
+      </w:r>
+    </w:p>
+    <w:p>
+      <w:pPr>
+        <w:numPr>
+          <w:ilvl w:val="0"/>
+          <w:numId w:val="1000"/>
+        </w:numPr>
+        <w:pStyle w:val="SourceCode"/>
+      </w:pPr>
+      <w:r>
+        <w:rPr>
+          <w:rStyle w:val="FunctionTok"/>
+        </w:rPr>
+        <w:t xml:space="preserve">sudo</w:t>
+      </w:r>
+      <w:r>
+        <w:rPr>
+          <w:rStyle w:val="NormalTok"/>
+        </w:rPr>
+        <w:t xml:space="preserve"> systemctl restart stable_bot_gui.service</w:t>
       </w:r>
     </w:p>
     <w:p>
@@ -172,10 +374,84 @@
           <w:ilvl w:val="0"/>
           <w:numId w:val="1001"/>
         </w:numPr>
-        <w:pStyle w:val="Compact"/>
-      </w:pPr>
-      <w:r>
-        <w:t xml:space="preserve">☐ Both MTi-630 IMUs and the USB-CAN adapter are plugged in.</w:t>
+      </w:pPr>
+      <w:r>
+        <w:t xml:space="preserve">☐ Open</w:t>
+      </w:r>
+      <w:r>
+        <w:t xml:space="preserve"> </w:t>
+      </w:r>
+      <w:r>
+        <w:rPr>
+          <w:rStyle w:val="VerbatimChar"/>
+        </w:rPr>
+        <w:t xml:space="preserve">http://stablebot.local:8080/</w:t>
+      </w:r>
+      <w:r>
+        <w:t xml:space="preserve"> </w:t>
+      </w:r>
+      <w:r>
+        <w:t xml:space="preserve">from your laptop. Confirm:</w:t>
+      </w:r>
+    </w:p>
+    <w:p>
+      <w:pPr>
+        <w:numPr>
+          <w:ilvl w:val="1"/>
+          <w:numId w:val="1002"/>
+        </w:numPr>
+        <w:pStyle w:val="Compact"/>
+      </w:pPr>
+      <w:r>
+        <w:t xml:space="preserve">Vision Debug + Calibration panels appear at the top of the LEFT column.</w:t>
+      </w:r>
+    </w:p>
+    <w:p>
+      <w:pPr>
+        <w:numPr>
+          <w:ilvl w:val="1"/>
+          <w:numId w:val="1002"/>
+        </w:numPr>
+        <w:pStyle w:val="Compact"/>
+      </w:pPr>
+      <w:r>
+        <w:t xml:space="preserve">Demo 1 / 2 / 3 panels appear at the top of the MIDDLE column.</w:t>
+      </w:r>
+    </w:p>
+    <w:p>
+      <w:pPr>
+        <w:numPr>
+          <w:ilvl w:val="1"/>
+          <w:numId w:val="1002"/>
+        </w:numPr>
+        <w:pStyle w:val="Compact"/>
+      </w:pPr>
+      <w:r>
+        <w:t xml:space="preserve">Existing controls (Status / Arming / Encoders / Jog / Pose / Homing /</w:t>
+      </w:r>
+      <w:r>
+        <w:t xml:space="preserve"> </w:t>
+      </w:r>
+      <w:r>
+        <w:t xml:space="preserve">ODrive errors / etc.) still work unchanged.</w:t>
+      </w:r>
+    </w:p>
+    <w:p>
+      <w:pPr>
+        <w:numPr>
+          <w:ilvl w:val="1"/>
+          <w:numId w:val="1002"/>
+        </w:numPr>
+        <w:pStyle w:val="Compact"/>
+      </w:pPr>
+      <w:r>
+        <w:t xml:space="preserve">The 3D Viewer panel is collapsed at the bottom of the middle</w:t>
+      </w:r>
+      <w:r>
+        <w:t xml:space="preserve"> </w:t>
+      </w:r>
+      <w:r>
+        <w:t xml:space="preserve">column (placeholder; v9 implementation).</w:t>
       </w:r>
     </w:p>
     <w:p>
@@ -184,114 +460,56 @@
           <w:ilvl w:val="0"/>
           <w:numId w:val="1001"/>
         </w:numPr>
-        <w:pStyle w:val="Compact"/>
-      </w:pPr>
-      <w:r>
-        <w:t xml:space="preserve">☐ No ball on the platform yet.</w:t>
-      </w:r>
-    </w:p>
-    <w:bookmarkEnd w:id="20"/>
-    <w:bookmarkStart w:id="21" w:name="power-on"/>
-    <w:p>
-      <w:pPr>
-        <w:pStyle w:val="Heading3"/>
-      </w:pPr>
-      <w:r>
-        <w:t xml:space="preserve">1.2 Power on</w:t>
-      </w:r>
-    </w:p>
-    <w:p>
-      <w:pPr>
-        <w:numPr>
-          <w:ilvl w:val="0"/>
-          <w:numId w:val="1002"/>
-        </w:numPr>
-        <w:pStyle w:val="Compact"/>
-      </w:pPr>
-      <w:r>
-        <w:t xml:space="preserve">Plug Stable-Bot’s power into the wall.</w:t>
-      </w:r>
-    </w:p>
-    <w:p>
-      <w:pPr>
-        <w:numPr>
-          <w:ilvl w:val="0"/>
-          <w:numId w:val="1002"/>
-        </w:numPr>
-        <w:pStyle w:val="Compact"/>
-      </w:pPr>
-      <w:r>
-        <w:t xml:space="preserve">Wait ~45 seconds for the Pi to boot. Two systemd services</w:t>
-      </w:r>
-      <w:r>
-        <w:t xml:space="preserve"> </w:t>
-      </w:r>
-      <w:r>
-        <w:t xml:space="preserve">auto-launch:</w:t>
-      </w:r>
-    </w:p>
-    <w:p>
-      <w:pPr>
-        <w:numPr>
-          <w:ilvl w:val="1"/>
-          <w:numId w:val="1003"/>
-        </w:numPr>
-        <w:pStyle w:val="Compact"/>
-      </w:pPr>
+      </w:pPr>
+      <w:r>
+        <w:t xml:space="preserve">☐ If the OAK isn’t plugged in yet, the page will still load —</w:t>
+      </w:r>
+      <w:r>
+        <w:t xml:space="preserve"> </w:t>
+      </w:r>
       <w:r>
         <w:rPr>
           <w:rStyle w:val="VerbatimChar"/>
         </w:rPr>
-        <w:t xml:space="preserve">stable_bot.service</w:t>
-      </w:r>
-      <w:r>
-        <w:t xml:space="preserve"> </w:t>
-      </w:r>
-      <w:r>
-        <w:t xml:space="preserve">— ROS 2 nodes (control, IMU, vision)</w:t>
-      </w:r>
-    </w:p>
-    <w:p>
-      <w:pPr>
-        <w:numPr>
-          <w:ilvl w:val="1"/>
-          <w:numId w:val="1003"/>
-        </w:numPr>
-        <w:pStyle w:val="Compact"/>
-      </w:pPr>
+        <w:t xml:space="preserve">oak_driver_node</w:t>
+      </w:r>
+      <w:r>
+        <w:t xml:space="preserve"> </w:t>
+      </w:r>
+      <w:r>
+        <w:t xml:space="preserve">will log a fatal but the existing control</w:t>
+      </w:r>
+      <w:r>
+        <w:t xml:space="preserve"> </w:t>
+      </w:r>
+      <w:r>
+        <w:t xml:space="preserve">stack is unaffected. Plug in the OAK and</w:t>
+      </w:r>
+      <w:r>
+        <w:t xml:space="preserve"> </w:t>
+      </w:r>
       <w:r>
         <w:rPr>
           <w:rStyle w:val="VerbatimChar"/>
         </w:rPr>
-        <w:t xml:space="preserve">stable_bot_gui.service</w:t>
-      </w:r>
-      <w:r>
-        <w:t xml:space="preserve"> </w:t>
-      </w:r>
-      <w:r>
-        <w:t xml:space="preserve">— gui_server.py + rosbridge_websocket</w:t>
-      </w:r>
-    </w:p>
-    <w:bookmarkEnd w:id="21"/>
-    <w:bookmarkStart w:id="22" w:name="connect-the-laptop-browser"/>
-    <w:p>
-      <w:pPr>
-        <w:pStyle w:val="Heading3"/>
-      </w:pPr>
-      <w:r>
-        <w:t xml:space="preserve">1.3 Connect the laptop browser</w:t>
-      </w:r>
-    </w:p>
-    <w:p>
-      <w:pPr>
-        <w:numPr>
-          <w:ilvl w:val="0"/>
-          <w:numId w:val="1004"/>
-        </w:numPr>
-        <w:pStyle w:val="Compact"/>
-      </w:pPr>
-      <w:r>
-        <w:t xml:space="preserve">Open</w:t>
+        <w:t xml:space="preserve">sudo systemctl restart stable_bot.service</w:t>
+      </w:r>
+      <w:r>
+        <w:t xml:space="preserve"> </w:t>
+      </w:r>
+      <w:r>
+        <w:t xml:space="preserve">to bring vision online.</w:t>
+      </w:r>
+    </w:p>
+    <w:p>
+      <w:pPr>
+        <w:numPr>
+          <w:ilvl w:val="0"/>
+          <w:numId w:val="1001"/>
+        </w:numPr>
+      </w:pPr>
+      <w:r>
+        <w:t xml:space="preserve">☐ Run the Stage-C calibration flow (§2). Confirm</w:t>
       </w:r>
       <w:r>
         <w:t xml:space="preserve"> </w:t>
@@ -300,264 +518,13 @@
         <w:rPr>
           <w:rStyle w:val="VerbatimChar"/>
         </w:rPr>
-        <w:t xml:space="preserve">http://stablebot.local:8080/</w:t>
-      </w:r>
-      <w:r>
-        <w:t xml:space="preserve"> </w:t>
-      </w:r>
-      <w:r>
-        <w:t xml:space="preserve">in your browser.</w:t>
-      </w:r>
-      <w:r>
-        <w:t xml:space="preserve"> </w:t>
-      </w:r>
-      <w:r>
-        <w:t xml:space="preserve">(Hotspot mDNS sometimes flakes — if mDNS doesn’t resolve,</w:t>
-      </w:r>
-      <w:r>
-        <w:t xml:space="preserve"> </w:t>
-      </w:r>
-      <w:r>
-        <w:t xml:space="preserve">look up the IP in the Pixel hotspot’s</w:t>
-      </w:r>
-      <w:r>
-        <w:t xml:space="preserve"> </w:t>
-      </w:r>
-      <w:r>
-        <w:t xml:space="preserve">“</w:t>
-      </w:r>
-      <w:r>
-        <w:t xml:space="preserve">Connected devices</w:t>
-      </w:r>
-      <w:r>
-        <w:t xml:space="preserve">”</w:t>
-      </w:r>
-      <w:r>
-        <w:t xml:space="preserve"> </w:t>
-      </w:r>
-      <w:r>
-        <w:t xml:space="preserve">page next to</w:t>
-      </w:r>
-      <w:r>
-        <w:t xml:space="preserve"> </w:t>
-      </w:r>
-      <w:r>
-        <w:rPr>
-          <w:rStyle w:val="VerbatimChar"/>
-        </w:rPr>
-        <w:t xml:space="preserve">stablebot</w:t>
-      </w:r>
-      <w:r>
-        <w:t xml:space="preserve"> </w:t>
-      </w:r>
-      <w:r>
-        <w:t xml:space="preserve">and use</w:t>
-      </w:r>
-      <w:r>
-        <w:t xml:space="preserve"> </w:t>
-      </w:r>
-      <w:r>
-        <w:rPr>
-          <w:rStyle w:val="VerbatimChar"/>
-        </w:rPr>
-        <w:t xml:space="preserve">http://&lt;pi-ip&gt;:8080/</w:t>
-      </w:r>
-      <w:r>
-        <w:t xml:space="preserve">.)</w:t>
-      </w:r>
-    </w:p>
-    <w:p>
-      <w:pPr>
-        <w:numPr>
-          <w:ilvl w:val="0"/>
-          <w:numId w:val="1004"/>
-        </w:numPr>
-        <w:pStyle w:val="Compact"/>
-      </w:pPr>
-      <w:r>
-        <w:t xml:space="preserve">The page should load. The header connection dot turns green</w:t>
-      </w:r>
-      <w:r>
-        <w:t xml:space="preserve"> </w:t>
-      </w:r>
-      <w:r>
-        <w:t xml:space="preserve">within ~5 seconds.</w:t>
-      </w:r>
-    </w:p>
-    <w:p>
-      <w:pPr>
-        <w:numPr>
-          <w:ilvl w:val="0"/>
-          <w:numId w:val="1004"/>
-        </w:numPr>
-        <w:pStyle w:val="Compact"/>
-      </w:pPr>
-      <w:r>
-        <w:t xml:space="preserve">The header WS URL field defaults to</w:t>
-      </w:r>
-      <w:r>
-        <w:t xml:space="preserve"> </w:t>
-      </w:r>
-      <w:r>
-        <w:rPr>
-          <w:rStyle w:val="VerbatimChar"/>
-        </w:rPr>
-        <w:t xml:space="preserve">ws://stablebot.local:9090</w:t>
-      </w:r>
-      <w:r>
-        <w:t xml:space="preserve">.</w:t>
-      </w:r>
-      <w:r>
-        <w:t xml:space="preserve"> </w:t>
-      </w:r>
-      <w:r>
-        <w:t xml:space="preserve">It is sticky (last successful URL is remembered). If you needed</w:t>
-      </w:r>
-      <w:r>
-        <w:t xml:space="preserve"> </w:t>
-      </w:r>
-      <w:r>
-        <w:t xml:space="preserve">to use a hotspot IP for HTTP, also override the WS URL to match.</w:t>
-      </w:r>
-    </w:p>
-    <w:p>
-      <w:pPr>
-        <w:numPr>
-          <w:ilvl w:val="0"/>
-          <w:numId w:val="1004"/>
-        </w:numPr>
-        <w:pStyle w:val="Compact"/>
-      </w:pPr>
-      <w:r>
-        <w:t xml:space="preserve">If you see</w:t>
-      </w:r>
-      <w:r>
-        <w:t xml:space="preserve"> </w:t>
-      </w:r>
-      <w:r>
-        <w:t xml:space="preserve">“</w:t>
-      </w:r>
-      <w:r>
-        <w:t xml:space="preserve">no /status received</w:t>
-      </w:r>
-      <w:r>
-        <w:t xml:space="preserve">”</w:t>
-      </w:r>
-      <w:r>
-        <w:t xml:space="preserve"> </w:t>
-      </w:r>
-      <w:r>
-        <w:t xml:space="preserve">for &gt; 10 seconds, click the red</w:t>
-      </w:r>
-      <w:r>
-        <w:t xml:space="preserve"> </w:t>
-      </w:r>
-      <w:r>
-        <w:rPr>
-          <w:bCs/>
-          <w:b/>
-        </w:rPr>
-        <w:t xml:space="preserve">RESET</w:t>
-      </w:r>
-      <w:r>
-        <w:t xml:space="preserve"> </w:t>
-      </w:r>
-      <w:r>
-        <w:t xml:space="preserve">button in the Diagnostics panel. The whole stack</w:t>
-      </w:r>
-      <w:r>
-        <w:t xml:space="preserve"> </w:t>
-      </w:r>
-      <w:r>
-        <w:t xml:space="preserve">restarts; wait 30 seconds and try again.</w:t>
-      </w:r>
-    </w:p>
-    <w:bookmarkEnd w:id="22"/>
-    <w:bookmarkStart w:id="23" w:name="arm-level-the-platform"/>
-    <w:p>
-      <w:pPr>
-        <w:pStyle w:val="Heading3"/>
-      </w:pPr>
-      <w:r>
-        <w:t xml:space="preserve">1.4 Arm + level the platform</w:t>
-      </w:r>
-    </w:p>
-    <w:p>
-      <w:pPr>
-        <w:numPr>
-          <w:ilvl w:val="0"/>
-          <w:numId w:val="1005"/>
-        </w:numPr>
-        <w:pStyle w:val="Compact"/>
-      </w:pPr>
-      <w:r>
-        <w:rPr>
-          <w:bCs/>
-          <w:b/>
-        </w:rPr>
-        <w:t xml:space="preserve">Arm</w:t>
-      </w:r>
-      <w:r>
-        <w:t xml:space="preserve"> </w:t>
-      </w:r>
-      <w:r>
-        <w:t xml:space="preserve">— click the green Arm button (left column, Arming</w:t>
-      </w:r>
-      <w:r>
-        <w:t xml:space="preserve"> </w:t>
-      </w:r>
-      <w:r>
-        <w:t xml:space="preserve">panel). All six legs go to CLOSED_LOOP_CONTROL.</w:t>
-      </w:r>
-    </w:p>
-    <w:p>
-      <w:pPr>
-        <w:numPr>
-          <w:ilvl w:val="0"/>
-          <w:numId w:val="1005"/>
-        </w:numPr>
-        <w:pStyle w:val="Compact"/>
-      </w:pPr>
-      <w:r>
-        <w:rPr>
-          <w:bCs/>
-          <w:b/>
-        </w:rPr>
-        <w:t xml:space="preserve">Go to rest</w:t>
-      </w:r>
-      <w:r>
-        <w:t xml:space="preserve"> </w:t>
-      </w:r>
-      <w:r>
-        <w:t xml:space="preserve">— settles the top plate to neutral pose.</w:t>
-      </w:r>
-    </w:p>
-    <w:p>
-      <w:pPr>
-        <w:numPr>
-          <w:ilvl w:val="0"/>
-          <w:numId w:val="1005"/>
-        </w:numPr>
-        <w:pStyle w:val="Compact"/>
-      </w:pPr>
-      <w:r>
-        <w:rPr>
-          <w:bCs/>
-          <w:b/>
-        </w:rPr>
-        <w:t xml:space="preserve">Level ON</w:t>
-      </w:r>
-      <w:r>
-        <w:t xml:space="preserve"> </w:t>
-      </w:r>
-      <w:r>
-        <w:t xml:space="preserve">— IMU-based level loop holds the plate flat</w:t>
-      </w:r>
-      <w:r>
-        <w:t xml:space="preserve"> </w:t>
-      </w:r>
-      <w:r>
-        <w:t xml:space="preserve">(within ~0.2°).</w:t>
+        <w:t xml:space="preserve">oak_extrinsics.yaml</w:t>
+      </w:r>
+      <w:r>
+        <w:t xml:space="preserve"> </w:t>
+      </w:r>
+      <w:r>
+        <w:t xml:space="preserve">gets written.</w:t>
       </w:r>
     </w:p>
     <w:p>
@@ -565,32 +532,13 @@
         <w:pStyle w:val="FirstParagraph"/>
       </w:pPr>
       <w:r>
-        <w:t xml:space="preserve">If anything misbehaves (Errors panel turns red, motors won’t arm),</w:t>
-      </w:r>
-      <w:r>
-        <w:t xml:space="preserve"> </w:t>
-      </w:r>
-      <w:r>
-        <w:t xml:space="preserve">use</w:t>
-      </w:r>
-      <w:r>
-        <w:t xml:space="preserve"> </w:t>
-      </w:r>
-      <w:r>
-        <w:rPr>
-          <w:bCs/>
-          <w:b/>
-        </w:rPr>
-        <w:t xml:space="preserve">Diagnostics → Hard reset stack</w:t>
-      </w:r>
-      <w:r>
-        <w:t xml:space="preserve">. That kills and re-launches</w:t>
-      </w:r>
-      <w:r>
-        <w:t xml:space="preserve"> </w:t>
-      </w:r>
-      <w:r>
-        <w:t xml:space="preserve">everything from a clean slate.</w:t>
+        <w:t xml:space="preserve">Once all five checkboxes pass, you’re at step 1 of the iteration</w:t>
+      </w:r>
+      <w:r>
+        <w:t xml:space="preserve"> </w:t>
+      </w:r>
+      <w:r>
+        <w:t xml:space="preserve">ladder in spec §16.</w:t>
       </w:r>
     </w:p>
     <w:p>
@@ -600,23 +548,65 @@
         </w:pict>
       </w:r>
     </w:p>
-    <w:bookmarkEnd w:id="23"/>
-    <w:bookmarkEnd w:id="24"/>
-    <w:bookmarkStart w:id="29" w:name="X45d5711392cfb6dd2af41cc3ba67030ea22345e"/>
+    <w:bookmarkEnd w:id="20"/>
+    <w:bookmarkStart w:id="25" w:name="X2e263c0ca8d98be02319dfcac0e38b16f9c4949"/>
     <w:p>
       <w:pPr>
         <w:pStyle w:val="Heading2"/>
       </w:pPr>
       <w:r>
-        <w:t xml:space="preserve">2. Camera calibration (Stage C only — once per camera arm move)</w:t>
-      </w:r>
-    </w:p>
-    <w:p>
-      <w:pPr>
-        <w:pStyle w:val="FirstParagraph"/>
-      </w:pPr>
-      <w:r>
-        <w:t xml:space="preserve">The OAK ships</w:t>
+        <w:t xml:space="preserve">1. Cold start (≈ 5 minutes from power-off to first demo)</w:t>
+      </w:r>
+    </w:p>
+    <w:bookmarkStart w:id="21" w:name="pre-flight-check"/>
+    <w:p>
+      <w:pPr>
+        <w:pStyle w:val="Heading3"/>
+      </w:pPr>
+      <w:r>
+        <w:t xml:space="preserve">1.1 Pre-flight check</w:t>
+      </w:r>
+    </w:p>
+    <w:p>
+      <w:pPr>
+        <w:numPr>
+          <w:ilvl w:val="0"/>
+          <w:numId w:val="1003"/>
+        </w:numPr>
+        <w:pStyle w:val="Compact"/>
+      </w:pPr>
+      <w:r>
+        <w:t xml:space="preserve">☐ Pixel 9 hotspot is on; laptop is connected to it.</w:t>
+      </w:r>
+    </w:p>
+    <w:p>
+      <w:pPr>
+        <w:numPr>
+          <w:ilvl w:val="0"/>
+          <w:numId w:val="1003"/>
+        </w:numPr>
+        <w:pStyle w:val="Compact"/>
+      </w:pPr>
+      <w:r>
+        <w:t xml:space="preserve">☐ Stable-Bot sits on a stable, level workbench.</w:t>
+      </w:r>
+    </w:p>
+    <w:p>
+      <w:pPr>
+        <w:numPr>
+          <w:ilvl w:val="0"/>
+          <w:numId w:val="1003"/>
+        </w:numPr>
+        <w:pStyle w:val="Compact"/>
+      </w:pPr>
+      <w:r>
+        <w:t xml:space="preserve">☐ OAK-D Pro AF is on its camera arm, pointed at the platform,</w:t>
+      </w:r>
+      <w:r>
+        <w:t xml:space="preserve"> </w:t>
+      </w:r>
+      <w:r>
+        <w:t xml:space="preserve">cable plugged into the Pi’s</w:t>
       </w:r>
       <w:r>
         <w:t xml:space="preserve"> </w:t>
@@ -626,25 +616,303 @@
           <w:bCs/>
           <w:b/>
         </w:rPr>
-        <w:t xml:space="preserve">factory-calibrated</w:t>
-      </w:r>
-      <w:r>
-        <w:t xml:space="preserve"> </w:t>
-      </w:r>
-      <w:r>
-        <w:t xml:space="preserve">for intrinsics and stereo</w:t>
-      </w:r>
-      <w:r>
-        <w:t xml:space="preserve"> </w:t>
-      </w:r>
-      <w:r>
-        <w:t xml:space="preserve">extrinsics, and the GUI uses those by default. The only thing you</w:t>
-      </w:r>
-      <w:r>
-        <w:t xml:space="preserve"> </w:t>
-      </w:r>
-      <w:r>
-        <w:t xml:space="preserve">re-run is</w:t>
+        <w:t xml:space="preserve">blue USB-A 3.0</w:t>
+      </w:r>
+      <w:r>
+        <w:t xml:space="preserve"> </w:t>
+      </w:r>
+      <w:r>
+        <w:t xml:space="preserve">port (NOT</w:t>
+      </w:r>
+      <w:r>
+        <w:t xml:space="preserve"> </w:t>
+      </w:r>
+      <w:r>
+        <w:t xml:space="preserve">USB-C — that’s power-only on the Pi 5).</w:t>
+      </w:r>
+    </w:p>
+    <w:p>
+      <w:pPr>
+        <w:numPr>
+          <w:ilvl w:val="0"/>
+          <w:numId w:val="1003"/>
+        </w:numPr>
+        <w:pStyle w:val="Compact"/>
+      </w:pPr>
+      <w:r>
+        <w:t xml:space="preserve">☐ Both MTi-630 IMUs and the USB-CAN adapter are plugged in.</w:t>
+      </w:r>
+    </w:p>
+    <w:p>
+      <w:pPr>
+        <w:numPr>
+          <w:ilvl w:val="0"/>
+          <w:numId w:val="1003"/>
+        </w:numPr>
+        <w:pStyle w:val="Compact"/>
+      </w:pPr>
+      <w:r>
+        <w:t xml:space="preserve">☐ No ball on the platform yet.</w:t>
+      </w:r>
+    </w:p>
+    <w:bookmarkEnd w:id="21"/>
+    <w:bookmarkStart w:id="22" w:name="power-on"/>
+    <w:p>
+      <w:pPr>
+        <w:pStyle w:val="Heading3"/>
+      </w:pPr>
+      <w:r>
+        <w:t xml:space="preserve">1.2 Power on</w:t>
+      </w:r>
+    </w:p>
+    <w:p>
+      <w:pPr>
+        <w:numPr>
+          <w:ilvl w:val="0"/>
+          <w:numId w:val="1004"/>
+        </w:numPr>
+        <w:pStyle w:val="Compact"/>
+      </w:pPr>
+      <w:r>
+        <w:t xml:space="preserve">Plug Stable-Bot’s power into the wall.</w:t>
+      </w:r>
+    </w:p>
+    <w:p>
+      <w:pPr>
+        <w:numPr>
+          <w:ilvl w:val="0"/>
+          <w:numId w:val="1004"/>
+        </w:numPr>
+        <w:pStyle w:val="Compact"/>
+      </w:pPr>
+      <w:r>
+        <w:t xml:space="preserve">Wait ~45 seconds for the Pi to boot. Two systemd services</w:t>
+      </w:r>
+      <w:r>
+        <w:t xml:space="preserve"> </w:t>
+      </w:r>
+      <w:r>
+        <w:t xml:space="preserve">auto-launch:</w:t>
+      </w:r>
+    </w:p>
+    <w:p>
+      <w:pPr>
+        <w:numPr>
+          <w:ilvl w:val="1"/>
+          <w:numId w:val="1005"/>
+        </w:numPr>
+        <w:pStyle w:val="Compact"/>
+      </w:pPr>
+      <w:r>
+        <w:rPr>
+          <w:rStyle w:val="VerbatimChar"/>
+        </w:rPr>
+        <w:t xml:space="preserve">stable_bot.service</w:t>
+      </w:r>
+      <w:r>
+        <w:t xml:space="preserve"> </w:t>
+      </w:r>
+      <w:r>
+        <w:t xml:space="preserve">— ROS 2 nodes (control, IMU, vision)</w:t>
+      </w:r>
+    </w:p>
+    <w:p>
+      <w:pPr>
+        <w:numPr>
+          <w:ilvl w:val="1"/>
+          <w:numId w:val="1005"/>
+        </w:numPr>
+        <w:pStyle w:val="Compact"/>
+      </w:pPr>
+      <w:r>
+        <w:rPr>
+          <w:rStyle w:val="VerbatimChar"/>
+        </w:rPr>
+        <w:t xml:space="preserve">stable_bot_gui.service</w:t>
+      </w:r>
+      <w:r>
+        <w:t xml:space="preserve"> </w:t>
+      </w:r>
+      <w:r>
+        <w:t xml:space="preserve">— gui_server.py + rosbridge_websocket</w:t>
+      </w:r>
+    </w:p>
+    <w:bookmarkEnd w:id="22"/>
+    <w:bookmarkStart w:id="23" w:name="connect-the-laptop-browser"/>
+    <w:p>
+      <w:pPr>
+        <w:pStyle w:val="Heading3"/>
+      </w:pPr>
+      <w:r>
+        <w:t xml:space="preserve">1.3 Connect the laptop browser</w:t>
+      </w:r>
+    </w:p>
+    <w:p>
+      <w:pPr>
+        <w:numPr>
+          <w:ilvl w:val="0"/>
+          <w:numId w:val="1006"/>
+        </w:numPr>
+        <w:pStyle w:val="Compact"/>
+      </w:pPr>
+      <w:r>
+        <w:t xml:space="preserve">Open</w:t>
+      </w:r>
+      <w:r>
+        <w:t xml:space="preserve"> </w:t>
+      </w:r>
+      <w:r>
+        <w:rPr>
+          <w:rStyle w:val="VerbatimChar"/>
+        </w:rPr>
+        <w:t xml:space="preserve">http://stablebot.local:8080/</w:t>
+      </w:r>
+      <w:r>
+        <w:t xml:space="preserve"> </w:t>
+      </w:r>
+      <w:r>
+        <w:t xml:space="preserve">in your browser.</w:t>
+      </w:r>
+      <w:r>
+        <w:t xml:space="preserve"> </w:t>
+      </w:r>
+      <w:r>
+        <w:t xml:space="preserve">(Hotspot mDNS sometimes flakes — if mDNS doesn’t resolve,</w:t>
+      </w:r>
+      <w:r>
+        <w:t xml:space="preserve"> </w:t>
+      </w:r>
+      <w:r>
+        <w:t xml:space="preserve">look up the IP in the Pixel hotspot’s</w:t>
+      </w:r>
+      <w:r>
+        <w:t xml:space="preserve"> </w:t>
+      </w:r>
+      <w:r>
+        <w:t xml:space="preserve">“</w:t>
+      </w:r>
+      <w:r>
+        <w:t xml:space="preserve">Connected devices</w:t>
+      </w:r>
+      <w:r>
+        <w:t xml:space="preserve">”</w:t>
+      </w:r>
+      <w:r>
+        <w:t xml:space="preserve"> </w:t>
+      </w:r>
+      <w:r>
+        <w:t xml:space="preserve">page next to</w:t>
+      </w:r>
+      <w:r>
+        <w:t xml:space="preserve"> </w:t>
+      </w:r>
+      <w:r>
+        <w:rPr>
+          <w:rStyle w:val="VerbatimChar"/>
+        </w:rPr>
+        <w:t xml:space="preserve">stablebot</w:t>
+      </w:r>
+      <w:r>
+        <w:t xml:space="preserve"> </w:t>
+      </w:r>
+      <w:r>
+        <w:t xml:space="preserve">and use</w:t>
+      </w:r>
+      <w:r>
+        <w:t xml:space="preserve"> </w:t>
+      </w:r>
+      <w:r>
+        <w:rPr>
+          <w:rStyle w:val="VerbatimChar"/>
+        </w:rPr>
+        <w:t xml:space="preserve">http://&lt;pi-ip&gt;:8080/</w:t>
+      </w:r>
+      <w:r>
+        <w:t xml:space="preserve">.)</w:t>
+      </w:r>
+    </w:p>
+    <w:p>
+      <w:pPr>
+        <w:numPr>
+          <w:ilvl w:val="0"/>
+          <w:numId w:val="1006"/>
+        </w:numPr>
+        <w:pStyle w:val="Compact"/>
+      </w:pPr>
+      <w:r>
+        <w:t xml:space="preserve">The page should load. The header connection dot turns green</w:t>
+      </w:r>
+      <w:r>
+        <w:t xml:space="preserve"> </w:t>
+      </w:r>
+      <w:r>
+        <w:t xml:space="preserve">within ~5 seconds.</w:t>
+      </w:r>
+    </w:p>
+    <w:p>
+      <w:pPr>
+        <w:numPr>
+          <w:ilvl w:val="0"/>
+          <w:numId w:val="1006"/>
+        </w:numPr>
+        <w:pStyle w:val="Compact"/>
+      </w:pPr>
+      <w:r>
+        <w:t xml:space="preserve">The header WS URL field defaults to</w:t>
+      </w:r>
+      <w:r>
+        <w:t xml:space="preserve"> </w:t>
+      </w:r>
+      <w:r>
+        <w:rPr>
+          <w:rStyle w:val="VerbatimChar"/>
+        </w:rPr>
+        <w:t xml:space="preserve">ws://stablebot.local:9090</w:t>
+      </w:r>
+      <w:r>
+        <w:t xml:space="preserve">.</w:t>
+      </w:r>
+      <w:r>
+        <w:t xml:space="preserve"> </w:t>
+      </w:r>
+      <w:r>
+        <w:t xml:space="preserve">It is sticky (last successful URL is remembered). If you needed</w:t>
+      </w:r>
+      <w:r>
+        <w:t xml:space="preserve"> </w:t>
+      </w:r>
+      <w:r>
+        <w:t xml:space="preserve">to use a hotspot IP for HTTP, also override the WS URL to match.</w:t>
+      </w:r>
+    </w:p>
+    <w:p>
+      <w:pPr>
+        <w:numPr>
+          <w:ilvl w:val="0"/>
+          <w:numId w:val="1006"/>
+        </w:numPr>
+        <w:pStyle w:val="Compact"/>
+      </w:pPr>
+      <w:r>
+        <w:t xml:space="preserve">If you see</w:t>
+      </w:r>
+      <w:r>
+        <w:t xml:space="preserve"> </w:t>
+      </w:r>
+      <w:r>
+        <w:t xml:space="preserve">“</w:t>
+      </w:r>
+      <w:r>
+        <w:t xml:space="preserve">no /status received</w:t>
+      </w:r>
+      <w:r>
+        <w:t xml:space="preserve">”</w:t>
+      </w:r>
+      <w:r>
+        <w:t xml:space="preserve"> </w:t>
+      </w:r>
+      <w:r>
+        <w:t xml:space="preserve">for &gt; 10 seconds, click the red</w:t>
       </w:r>
       <w:r>
         <w:t xml:space="preserve"> </w:t>
@@ -654,100 +922,29 @@
           <w:bCs/>
           <w:b/>
         </w:rPr>
-        <w:t xml:space="preserve">Stage C</w:t>
-      </w:r>
-      <w:r>
-        <w:t xml:space="preserve"> </w:t>
-      </w:r>
-      <w:r>
-        <w:t xml:space="preserve">— the camera-to-platform pose — and only when</w:t>
-      </w:r>
-      <w:r>
-        <w:t xml:space="preserve"> </w:t>
-      </w:r>
-      <w:r>
-        <w:t xml:space="preserve">the camera arm physically moves.</w:t>
-      </w:r>
-    </w:p>
-    <w:p>
-      <w:pPr>
-        <w:pStyle w:val="BodyText"/>
-      </w:pPr>
-      <w:r>
-        <w:t xml:space="preserve">If the camera hasn’t moved since your last calibration, skip this</w:t>
-      </w:r>
-      <w:r>
-        <w:t xml:space="preserve"> </w:t>
-      </w:r>
-      <w:r>
-        <w:t xml:space="preserve">section.</w:t>
-      </w:r>
-    </w:p>
-    <w:bookmarkStart w:id="25" w:name="pre-flight"/>
+        <w:t xml:space="preserve">RESET</w:t>
+      </w:r>
+      <w:r>
+        <w:t xml:space="preserve"> </w:t>
+      </w:r>
+      <w:r>
+        <w:t xml:space="preserve">button in the Diagnostics panel. The whole stack</w:t>
+      </w:r>
+      <w:r>
+        <w:t xml:space="preserve"> </w:t>
+      </w:r>
+      <w:r>
+        <w:t xml:space="preserve">restarts; wait 30 seconds and try again.</w:t>
+      </w:r>
+    </w:p>
+    <w:bookmarkEnd w:id="23"/>
+    <w:bookmarkStart w:id="24" w:name="arm-level-the-platform"/>
     <w:p>
       <w:pPr>
         <w:pStyle w:val="Heading3"/>
       </w:pPr>
       <w:r>
-        <w:t xml:space="preserve">2.1 Pre-flight</w:t>
-      </w:r>
-    </w:p>
-    <w:p>
-      <w:pPr>
-        <w:numPr>
-          <w:ilvl w:val="0"/>
-          <w:numId w:val="1006"/>
-        </w:numPr>
-        <w:pStyle w:val="Compact"/>
-      </w:pPr>
-      <w:r>
-        <w:t xml:space="preserve">☐ Platform is leveled (Level ON; confirm IMU readout shows</w:t>
-      </w:r>
-      <w:r>
-        <w:t xml:space="preserve"> </w:t>
-      </w:r>
-      <w:r>
-        <w:t xml:space="preserve">roll and pitch within ±0.1°).</w:t>
-      </w:r>
-    </w:p>
-    <w:p>
-      <w:pPr>
-        <w:numPr>
-          <w:ilvl w:val="0"/>
-          <w:numId w:val="1006"/>
-        </w:numPr>
-        <w:pStyle w:val="Compact"/>
-      </w:pPr>
-      <w:r>
-        <w:t xml:space="preserve">☐ ArUco ring sticker is intact, all 8 markers visible from the</w:t>
-      </w:r>
-      <w:r>
-        <w:t xml:space="preserve"> </w:t>
-      </w:r>
-      <w:r>
-        <w:t xml:space="preserve">current camera angle.</w:t>
-      </w:r>
-    </w:p>
-    <w:p>
-      <w:pPr>
-        <w:numPr>
-          <w:ilvl w:val="0"/>
-          <w:numId w:val="1006"/>
-        </w:numPr>
-        <w:pStyle w:val="Compact"/>
-      </w:pPr>
-      <w:r>
-        <w:t xml:space="preserve">☐ Lighting is even on the ring (no glare from the IR projector).</w:t>
-      </w:r>
-    </w:p>
-    <w:bookmarkEnd w:id="25"/>
-    <w:bookmarkStart w:id="26" w:name="capture-solve-in-the-gui"/>
-    <w:p>
-      <w:pPr>
-        <w:pStyle w:val="Heading3"/>
-      </w:pPr>
-      <w:r>
-        <w:t xml:space="preserve">2.2 Capture + solve in the GUI</w:t>
+        <w:t xml:space="preserve">1.4 Arm + level the platform</w:t>
       </w:r>
     </w:p>
     <w:p>
@@ -758,40 +955,46 @@
         </w:numPr>
         <w:pStyle w:val="Compact"/>
       </w:pPr>
-      <w:r>
-        <w:t xml:space="preserve">In the</w:t>
-      </w:r>
-      <w:r>
-        <w:t xml:space="preserve"> </w:t>
-      </w:r>
       <w:r>
         <w:rPr>
           <w:bCs/>
           <w:b/>
         </w:rPr>
-        <w:t xml:space="preserve">Vision Debug</w:t>
-      </w:r>
-      <w:r>
-        <w:t xml:space="preserve"> </w:t>
-      </w:r>
-      <w:r>
-        <w:t xml:space="preserve">panel (left column, top), expand the</w:t>
-      </w:r>
-      <w:r>
-        <w:t xml:space="preserve"> </w:t>
-      </w:r>
+        <w:t xml:space="preserve">Arm</w:t>
+      </w:r>
+      <w:r>
+        <w:t xml:space="preserve"> </w:t>
+      </w:r>
+      <w:r>
+        <w:t xml:space="preserve">— click the green Arm button (left column, Arming</w:t>
+      </w:r>
+      <w:r>
+        <w:t xml:space="preserve"> </w:t>
+      </w:r>
+      <w:r>
+        <w:t xml:space="preserve">panel). All six legs go to CLOSED_LOOP_CONTROL.</w:t>
+      </w:r>
+    </w:p>
+    <w:p>
+      <w:pPr>
+        <w:numPr>
+          <w:ilvl w:val="0"/>
+          <w:numId w:val="1007"/>
+        </w:numPr>
+        <w:pStyle w:val="Compact"/>
+      </w:pPr>
       <w:r>
         <w:rPr>
           <w:bCs/>
           <w:b/>
         </w:rPr>
-        <w:t xml:space="preserve">Calibration (Stage C)</w:t>
-      </w:r>
-      <w:r>
-        <w:t xml:space="preserve"> </w:t>
-      </w:r>
-      <w:r>
-        <w:t xml:space="preserve">sub-panel.</w:t>
+        <w:t xml:space="preserve">Go to rest</w:t>
+      </w:r>
+      <w:r>
+        <w:t xml:space="preserve"> </w:t>
+      </w:r>
+      <w:r>
+        <w:t xml:space="preserve">— settles the top plate to neutral pose.</w:t>
       </w:r>
     </w:p>
     <w:p>
@@ -802,123 +1005,38 @@
         </w:numPr>
         <w:pStyle w:val="Compact"/>
       </w:pPr>
-      <w:r>
-        <w:t xml:space="preserve">Confirm the live left-eye feed shows the ArUco markers with</w:t>
-      </w:r>
-      <w:r>
-        <w:t xml:space="preserve"> </w:t>
-      </w:r>
-      <w:r>
-        <w:t xml:space="preserve">green corner overlays drawn on each. The</w:t>
-      </w:r>
-      <w:r>
-        <w:t xml:space="preserve"> </w:t>
-      </w:r>
-      <w:r>
-        <w:t xml:space="preserve">“</w:t>
-      </w:r>
-      <w:r>
-        <w:t xml:space="preserve">markers visible</w:t>
-      </w:r>
-      <w:r>
-        <w:t xml:space="preserve">”</w:t>
-      </w:r>
-      <w:r>
-        <w:t xml:space="preserve"> </w:t>
-      </w:r>
-      <w:r>
-        <w:t xml:space="preserve">count should read 8 / 8 (or at minimum 3 / 8 to proceed).</w:t>
-      </w:r>
-    </w:p>
-    <w:p>
-      <w:pPr>
-        <w:numPr>
-          <w:ilvl w:val="0"/>
-          <w:numId w:val="1007"/>
-        </w:numPr>
-        <w:pStyle w:val="Compact"/>
-      </w:pPr>
-      <w:r>
-        <w:t xml:space="preserve">Click</w:t>
-      </w:r>
-      <w:r>
-        <w:t xml:space="preserve"> </w:t>
-      </w:r>
       <w:r>
         <w:rPr>
           <w:bCs/>
           <w:b/>
         </w:rPr>
-        <w:t xml:space="preserve">Capture frame</w:t>
-      </w:r>
-      <w:r>
-        <w:t xml:space="preserve">. A toast reports e.g. </w:t>
-      </w:r>
-      <w:r>
-        <w:t xml:space="preserve">“</w:t>
-      </w:r>
-      <w:r>
-        <w:t xml:space="preserve">frame 1</w:t>
-      </w:r>
-      <w:r>
-        <w:t xml:space="preserve"> </w:t>
-      </w:r>
-      <w:r>
-        <w:t xml:space="preserve">accepted — 8/8 markers, reproj 0.74 px</w:t>
-      </w:r>
-      <w:r>
-        <w:t xml:space="preserve">”</w:t>
-      </w:r>
-      <w:r>
-        <w:t xml:space="preserve">. If reprojection &gt; 2 px</w:t>
-      </w:r>
-      <w:r>
-        <w:t xml:space="preserve"> </w:t>
-      </w:r>
-      <w:r>
-        <w:t xml:space="preserve">or markers &lt; 3, the frame is rejected; adjust angle/lighting</w:t>
-      </w:r>
-      <w:r>
-        <w:t xml:space="preserve"> </w:t>
-      </w:r>
-      <w:r>
-        <w:t xml:space="preserve">and retry.</w:t>
-      </w:r>
-    </w:p>
-    <w:p>
-      <w:pPr>
-        <w:numPr>
-          <w:ilvl w:val="0"/>
-          <w:numId w:val="1007"/>
-        </w:numPr>
-        <w:pStyle w:val="Compact"/>
-      </w:pPr>
-      <w:r>
-        <w:t xml:space="preserve">(Optional) capture 2-3 more frames at slightly varied platform</w:t>
-      </w:r>
-      <w:r>
-        <w:t xml:space="preserve"> </w:t>
-      </w:r>
-      <w:r>
-        <w:t xml:space="preserve">states for better averaging — not necessary on a stable</w:t>
-      </w:r>
-      <w:r>
-        <w:t xml:space="preserve"> </w:t>
-      </w:r>
-      <w:r>
-        <w:t xml:space="preserve">leveled platform but doesn’t hurt.</w:t>
-      </w:r>
-    </w:p>
-    <w:p>
-      <w:pPr>
-        <w:numPr>
-          <w:ilvl w:val="0"/>
-          <w:numId w:val="1007"/>
-        </w:numPr>
-        <w:pStyle w:val="Compact"/>
-      </w:pPr>
-      <w:r>
-        <w:t xml:space="preserve">Click</w:t>
+        <w:t xml:space="preserve">Level ON</w:t>
+      </w:r>
+      <w:r>
+        <w:t xml:space="preserve"> </w:t>
+      </w:r>
+      <w:r>
+        <w:t xml:space="preserve">— IMU-based level loop holds the plate flat</w:t>
+      </w:r>
+      <w:r>
+        <w:t xml:space="preserve"> </w:t>
+      </w:r>
+      <w:r>
+        <w:t xml:space="preserve">(within ~0.2°).</w:t>
+      </w:r>
+    </w:p>
+    <w:p>
+      <w:pPr>
+        <w:pStyle w:val="FirstParagraph"/>
+      </w:pPr>
+      <w:r>
+        <w:t xml:space="preserve">If anything misbehaves (Errors panel turns red, motors won’t arm),</w:t>
+      </w:r>
+      <w:r>
+        <w:t xml:space="preserve"> </w:t>
+      </w:r>
+      <w:r>
+        <w:t xml:space="preserve">use</w:t>
       </w:r>
       <w:r>
         <w:t xml:space="preserve"> </w:t>
@@ -928,6 +1046,353 @@
           <w:bCs/>
           <w:b/>
         </w:rPr>
+        <w:t xml:space="preserve">Diagnostics → Hard reset stack</w:t>
+      </w:r>
+      <w:r>
+        <w:t xml:space="preserve">. That kills and re-launches</w:t>
+      </w:r>
+      <w:r>
+        <w:t xml:space="preserve"> </w:t>
+      </w:r>
+      <w:r>
+        <w:t xml:space="preserve">everything from a clean slate.</w:t>
+      </w:r>
+    </w:p>
+    <w:p>
+      <w:r>
+        <w:pict>
+          <v:rect style="width:0;height:1.5pt" o:hralign="center" o:hrstd="t" o:hr="t"/>
+        </w:pict>
+      </w:r>
+    </w:p>
+    <w:bookmarkEnd w:id="24"/>
+    <w:bookmarkEnd w:id="25"/>
+    <w:bookmarkStart w:id="30" w:name="X45d5711392cfb6dd2af41cc3ba67030ea22345e"/>
+    <w:p>
+      <w:pPr>
+        <w:pStyle w:val="Heading2"/>
+      </w:pPr>
+      <w:r>
+        <w:t xml:space="preserve">2. Camera calibration (Stage C only — once per camera arm move)</w:t>
+      </w:r>
+    </w:p>
+    <w:p>
+      <w:pPr>
+        <w:pStyle w:val="FirstParagraph"/>
+      </w:pPr>
+      <w:r>
+        <w:t xml:space="preserve">The OAK ships</w:t>
+      </w:r>
+      <w:r>
+        <w:t xml:space="preserve"> </w:t>
+      </w:r>
+      <w:r>
+        <w:rPr>
+          <w:bCs/>
+          <w:b/>
+        </w:rPr>
+        <w:t xml:space="preserve">factory-calibrated</w:t>
+      </w:r>
+      <w:r>
+        <w:t xml:space="preserve"> </w:t>
+      </w:r>
+      <w:r>
+        <w:t xml:space="preserve">for intrinsics and stereo</w:t>
+      </w:r>
+      <w:r>
+        <w:t xml:space="preserve"> </w:t>
+      </w:r>
+      <w:r>
+        <w:t xml:space="preserve">extrinsics, and the GUI uses those by default. The only thing you</w:t>
+      </w:r>
+      <w:r>
+        <w:t xml:space="preserve"> </w:t>
+      </w:r>
+      <w:r>
+        <w:t xml:space="preserve">re-run is</w:t>
+      </w:r>
+      <w:r>
+        <w:t xml:space="preserve"> </w:t>
+      </w:r>
+      <w:r>
+        <w:rPr>
+          <w:bCs/>
+          <w:b/>
+        </w:rPr>
+        <w:t xml:space="preserve">Stage C</w:t>
+      </w:r>
+      <w:r>
+        <w:t xml:space="preserve"> </w:t>
+      </w:r>
+      <w:r>
+        <w:t xml:space="preserve">— the camera-to-platform pose — and only when</w:t>
+      </w:r>
+      <w:r>
+        <w:t xml:space="preserve"> </w:t>
+      </w:r>
+      <w:r>
+        <w:t xml:space="preserve">the camera arm physically moves.</w:t>
+      </w:r>
+    </w:p>
+    <w:p>
+      <w:pPr>
+        <w:pStyle w:val="BodyText"/>
+      </w:pPr>
+      <w:r>
+        <w:t xml:space="preserve">If the camera hasn’t moved since your last calibration, skip this</w:t>
+      </w:r>
+      <w:r>
+        <w:t xml:space="preserve"> </w:t>
+      </w:r>
+      <w:r>
+        <w:t xml:space="preserve">section.</w:t>
+      </w:r>
+    </w:p>
+    <w:bookmarkStart w:id="26" w:name="pre-flight"/>
+    <w:p>
+      <w:pPr>
+        <w:pStyle w:val="Heading3"/>
+      </w:pPr>
+      <w:r>
+        <w:t xml:space="preserve">2.1 Pre-flight</w:t>
+      </w:r>
+    </w:p>
+    <w:p>
+      <w:pPr>
+        <w:numPr>
+          <w:ilvl w:val="0"/>
+          <w:numId w:val="1008"/>
+        </w:numPr>
+        <w:pStyle w:val="Compact"/>
+      </w:pPr>
+      <w:r>
+        <w:t xml:space="preserve">☐ Platform is leveled (Level ON; confirm IMU readout shows</w:t>
+      </w:r>
+      <w:r>
+        <w:t xml:space="preserve"> </w:t>
+      </w:r>
+      <w:r>
+        <w:t xml:space="preserve">roll and pitch within ±0.1°).</w:t>
+      </w:r>
+    </w:p>
+    <w:p>
+      <w:pPr>
+        <w:numPr>
+          <w:ilvl w:val="0"/>
+          <w:numId w:val="1008"/>
+        </w:numPr>
+        <w:pStyle w:val="Compact"/>
+      </w:pPr>
+      <w:r>
+        <w:t xml:space="preserve">☐ ArUco ring sticker is intact, all 8 markers visible from the</w:t>
+      </w:r>
+      <w:r>
+        <w:t xml:space="preserve"> </w:t>
+      </w:r>
+      <w:r>
+        <w:t xml:space="preserve">current camera angle.</w:t>
+      </w:r>
+    </w:p>
+    <w:p>
+      <w:pPr>
+        <w:numPr>
+          <w:ilvl w:val="0"/>
+          <w:numId w:val="1008"/>
+        </w:numPr>
+        <w:pStyle w:val="Compact"/>
+      </w:pPr>
+      <w:r>
+        <w:t xml:space="preserve">☐ Lighting is even on the ring (no glare from the IR projector).</w:t>
+      </w:r>
+    </w:p>
+    <w:bookmarkEnd w:id="26"/>
+    <w:bookmarkStart w:id="27" w:name="capture-solve-in-the-gui"/>
+    <w:p>
+      <w:pPr>
+        <w:pStyle w:val="Heading3"/>
+      </w:pPr>
+      <w:r>
+        <w:t xml:space="preserve">2.2 Capture + solve in the GUI</w:t>
+      </w:r>
+    </w:p>
+    <w:p>
+      <w:pPr>
+        <w:numPr>
+          <w:ilvl w:val="0"/>
+          <w:numId w:val="1009"/>
+        </w:numPr>
+        <w:pStyle w:val="Compact"/>
+      </w:pPr>
+      <w:r>
+        <w:t xml:space="preserve">In the</w:t>
+      </w:r>
+      <w:r>
+        <w:t xml:space="preserve"> </w:t>
+      </w:r>
+      <w:r>
+        <w:rPr>
+          <w:bCs/>
+          <w:b/>
+        </w:rPr>
+        <w:t xml:space="preserve">Vision Debug</w:t>
+      </w:r>
+      <w:r>
+        <w:t xml:space="preserve"> </w:t>
+      </w:r>
+      <w:r>
+        <w:t xml:space="preserve">panel (left column, top), expand the</w:t>
+      </w:r>
+      <w:r>
+        <w:t xml:space="preserve"> </w:t>
+      </w:r>
+      <w:r>
+        <w:rPr>
+          <w:bCs/>
+          <w:b/>
+        </w:rPr>
+        <w:t xml:space="preserve">Calibration (Stage C)</w:t>
+      </w:r>
+      <w:r>
+        <w:t xml:space="preserve"> </w:t>
+      </w:r>
+      <w:r>
+        <w:t xml:space="preserve">sub-panel.</w:t>
+      </w:r>
+    </w:p>
+    <w:p>
+      <w:pPr>
+        <w:numPr>
+          <w:ilvl w:val="0"/>
+          <w:numId w:val="1009"/>
+        </w:numPr>
+        <w:pStyle w:val="Compact"/>
+      </w:pPr>
+      <w:r>
+        <w:t xml:space="preserve">Confirm the live left-eye feed shows the ArUco markers with</w:t>
+      </w:r>
+      <w:r>
+        <w:t xml:space="preserve"> </w:t>
+      </w:r>
+      <w:r>
+        <w:t xml:space="preserve">green corner overlays drawn on each. The</w:t>
+      </w:r>
+      <w:r>
+        <w:t xml:space="preserve"> </w:t>
+      </w:r>
+      <w:r>
+        <w:t xml:space="preserve">“</w:t>
+      </w:r>
+      <w:r>
+        <w:t xml:space="preserve">markers visible</w:t>
+      </w:r>
+      <w:r>
+        <w:t xml:space="preserve">”</w:t>
+      </w:r>
+      <w:r>
+        <w:t xml:space="preserve"> </w:t>
+      </w:r>
+      <w:r>
+        <w:t xml:space="preserve">count should read 8 / 8 (or at minimum 3 / 8 to proceed).</w:t>
+      </w:r>
+    </w:p>
+    <w:p>
+      <w:pPr>
+        <w:numPr>
+          <w:ilvl w:val="0"/>
+          <w:numId w:val="1009"/>
+        </w:numPr>
+        <w:pStyle w:val="Compact"/>
+      </w:pPr>
+      <w:r>
+        <w:t xml:space="preserve">Click</w:t>
+      </w:r>
+      <w:r>
+        <w:t xml:space="preserve"> </w:t>
+      </w:r>
+      <w:r>
+        <w:rPr>
+          <w:bCs/>
+          <w:b/>
+        </w:rPr>
+        <w:t xml:space="preserve">Capture frame</w:t>
+      </w:r>
+      <w:r>
+        <w:t xml:space="preserve">. A toast reports e.g. </w:t>
+      </w:r>
+      <w:r>
+        <w:t xml:space="preserve">“</w:t>
+      </w:r>
+      <w:r>
+        <w:t xml:space="preserve">frame 1</w:t>
+      </w:r>
+      <w:r>
+        <w:t xml:space="preserve"> </w:t>
+      </w:r>
+      <w:r>
+        <w:t xml:space="preserve">accepted — 8/8 markers, reproj 0.74 px</w:t>
+      </w:r>
+      <w:r>
+        <w:t xml:space="preserve">”</w:t>
+      </w:r>
+      <w:r>
+        <w:t xml:space="preserve">. If reprojection &gt; 2 px</w:t>
+      </w:r>
+      <w:r>
+        <w:t xml:space="preserve"> </w:t>
+      </w:r>
+      <w:r>
+        <w:t xml:space="preserve">or markers &lt; 3, the frame is rejected; adjust angle/lighting</w:t>
+      </w:r>
+      <w:r>
+        <w:t xml:space="preserve"> </w:t>
+      </w:r>
+      <w:r>
+        <w:t xml:space="preserve">and retry.</w:t>
+      </w:r>
+    </w:p>
+    <w:p>
+      <w:pPr>
+        <w:numPr>
+          <w:ilvl w:val="0"/>
+          <w:numId w:val="1009"/>
+        </w:numPr>
+        <w:pStyle w:val="Compact"/>
+      </w:pPr>
+      <w:r>
+        <w:t xml:space="preserve">(Optional) capture 2-3 more frames at slightly varied platform</w:t>
+      </w:r>
+      <w:r>
+        <w:t xml:space="preserve"> </w:t>
+      </w:r>
+      <w:r>
+        <w:t xml:space="preserve">states for better averaging — not necessary on a stable</w:t>
+      </w:r>
+      <w:r>
+        <w:t xml:space="preserve"> </w:t>
+      </w:r>
+      <w:r>
+        <w:t xml:space="preserve">leveled platform but doesn’t hurt.</w:t>
+      </w:r>
+    </w:p>
+    <w:p>
+      <w:pPr>
+        <w:numPr>
+          <w:ilvl w:val="0"/>
+          <w:numId w:val="1009"/>
+        </w:numPr>
+        <w:pStyle w:val="Compact"/>
+      </w:pPr>
+      <w:r>
+        <w:t xml:space="preserve">Click</w:t>
+      </w:r>
+      <w:r>
+        <w:t xml:space="preserve"> </w:t>
+      </w:r>
+      <w:r>
+        <w:rPr>
+          <w:bCs/>
+          <w:b/>
+        </w:rPr>
         <w:t xml:space="preserve">Solve</w:t>
       </w:r>
       <w:r>
@@ -968,7 +1433,7 @@
       <w:pPr>
         <w:numPr>
           <w:ilvl w:val="0"/>
-          <w:numId w:val="1007"/>
+          <w:numId w:val="1009"/>
         </w:numPr>
         <w:pStyle w:val="Compact"/>
       </w:pPr>
@@ -1008,8 +1473,8 @@
         <w:t xml:space="preserve">on its next pose update; no restart required.</w:t>
       </w:r>
     </w:p>
-    <w:bookmarkEnd w:id="26"/>
-    <w:bookmarkStart w:id="27" w:name="if-something-fails"/>
+    <w:bookmarkEnd w:id="27"/>
+    <w:bookmarkStart w:id="28" w:name="if-something-fails"/>
     <w:p>
       <w:pPr>
         <w:pStyle w:val="Heading3"/>
@@ -1299,8 +1764,8 @@
         </w:tc>
       </w:tr>
     </w:tbl>
-    <w:bookmarkEnd w:id="27"/>
-    <w:bookmarkStart w:id="28" w:name="advanced-cli-on-the-pi-only"/>
+    <w:bookmarkEnd w:id="28"/>
+    <w:bookmarkStart w:id="29" w:name="advanced-cli-on-the-pi-only"/>
     <w:p>
       <w:pPr>
         <w:pStyle w:val="Heading3"/>
@@ -1514,9 +1979,9 @@
         </w:pict>
       </w:r>
     </w:p>
-    <w:bookmarkEnd w:id="28"/>
     <w:bookmarkEnd w:id="29"/>
-    <w:bookmarkStart w:id="32" w:name="the-vision-debug-panel"/>
+    <w:bookmarkEnd w:id="30"/>
+    <w:bookmarkStart w:id="33" w:name="the-vision-debug-panel"/>
     <w:p>
       <w:pPr>
         <w:pStyle w:val="Heading2"/>
@@ -1539,7 +2004,7 @@
         <w:t xml:space="preserve">keep the screen clean; expand it whenever something looks wrong.</w:t>
       </w:r>
     </w:p>
-    <w:bookmarkStart w:id="30" w:name="live-camera-feed"/>
+    <w:bookmarkStart w:id="31" w:name="live-camera-feed"/>
     <w:p>
       <w:pPr>
         <w:pStyle w:val="Heading3"/>
@@ -1552,7 +2017,7 @@
       <w:pPr>
         <w:numPr>
           <w:ilvl w:val="0"/>
-          <w:numId w:val="1008"/>
+          <w:numId w:val="1010"/>
         </w:numPr>
         <w:pStyle w:val="Compact"/>
       </w:pPr>
@@ -1564,7 +2029,7 @@
       <w:pPr>
         <w:numPr>
           <w:ilvl w:val="0"/>
-          <w:numId w:val="1008"/>
+          <w:numId w:val="1010"/>
         </w:numPr>
         <w:pStyle w:val="Compact"/>
       </w:pPr>
@@ -1588,7 +2053,7 @@
       <w:pPr>
         <w:numPr>
           <w:ilvl w:val="0"/>
-          <w:numId w:val="1008"/>
+          <w:numId w:val="1010"/>
         </w:numPr>
         <w:pStyle w:val="Compact"/>
       </w:pPr>
@@ -1719,8 +2184,8 @@
         </w:tc>
       </w:tr>
     </w:tbl>
-    <w:bookmarkEnd w:id="30"/>
-    <w:bookmarkStart w:id="31" w:name="telemetry-strip"/>
+    <w:bookmarkEnd w:id="31"/>
+    <w:bookmarkStart w:id="32" w:name="telemetry-strip"/>
     <w:p>
       <w:pPr>
         <w:pStyle w:val="Heading3"/>
@@ -2062,7 +2527,7 @@
       <w:pPr>
         <w:numPr>
           <w:ilvl w:val="0"/>
-          <w:numId w:val="1009"/>
+          <w:numId w:val="1011"/>
         </w:numPr>
         <w:pStyle w:val="Compact"/>
       </w:pPr>
@@ -2084,7 +2549,7 @@
       <w:pPr>
         <w:numPr>
           <w:ilvl w:val="0"/>
-          <w:numId w:val="1009"/>
+          <w:numId w:val="1011"/>
         </w:numPr>
         <w:pStyle w:val="Compact"/>
       </w:pPr>
@@ -2112,7 +2577,7 @@
       <w:pPr>
         <w:numPr>
           <w:ilvl w:val="0"/>
-          <w:numId w:val="1009"/>
+          <w:numId w:val="1011"/>
         </w:numPr>
         <w:pStyle w:val="Compact"/>
       </w:pPr>
@@ -2149,9 +2614,9 @@
         </w:pict>
       </w:r>
     </w:p>
-    <w:bookmarkEnd w:id="31"/>
     <w:bookmarkEnd w:id="32"/>
-    <w:bookmarkStart w:id="36" w:name="demo-1-orbit-at-fixed-radius"/>
+    <w:bookmarkEnd w:id="33"/>
+    <w:bookmarkStart w:id="37" w:name="demo-1-orbit-at-fixed-radius"/>
     <w:p>
       <w:pPr>
         <w:pStyle w:val="Heading2"/>
@@ -2174,7 +2639,7 @@
         <w:t xml:space="preserve">period.</w:t>
       </w:r>
     </w:p>
-    <w:bookmarkStart w:id="33" w:name="pre-flight-1"/>
+    <w:bookmarkStart w:id="34" w:name="pre-flight-1"/>
     <w:p>
       <w:pPr>
         <w:pStyle w:val="Heading3"/>
@@ -2187,7 +2652,7 @@
       <w:pPr>
         <w:numPr>
           <w:ilvl w:val="0"/>
-          <w:numId w:val="1010"/>
+          <w:numId w:val="1012"/>
         </w:numPr>
         <w:pStyle w:val="Compact"/>
       </w:pPr>
@@ -2199,7 +2664,7 @@
       <w:pPr>
         <w:numPr>
           <w:ilvl w:val="0"/>
-          <w:numId w:val="1010"/>
+          <w:numId w:val="1012"/>
         </w:numPr>
         <w:pStyle w:val="Compact"/>
       </w:pPr>
@@ -2211,7 +2676,7 @@
       <w:pPr>
         <w:numPr>
           <w:ilvl w:val="0"/>
-          <w:numId w:val="1010"/>
+          <w:numId w:val="1012"/>
         </w:numPr>
         <w:pStyle w:val="Compact"/>
       </w:pPr>
@@ -2223,7 +2688,7 @@
       <w:pPr>
         <w:numPr>
           <w:ilvl w:val="0"/>
-          <w:numId w:val="1010"/>
+          <w:numId w:val="1012"/>
         </w:numPr>
         <w:pStyle w:val="Compact"/>
       </w:pPr>
@@ -2237,8 +2702,8 @@
         <w:t xml:space="preserve">dead-zone disk.</w:t>
       </w:r>
     </w:p>
-    <w:bookmarkEnd w:id="33"/>
-    <w:bookmarkStart w:id="34" w:name="run-the-demo"/>
+    <w:bookmarkEnd w:id="34"/>
+    <w:bookmarkStart w:id="35" w:name="run-the-demo"/>
     <w:p>
       <w:pPr>
         <w:pStyle w:val="Heading3"/>
@@ -2251,7 +2716,7 @@
       <w:pPr>
         <w:numPr>
           <w:ilvl w:val="0"/>
-          <w:numId w:val="1011"/>
+          <w:numId w:val="1013"/>
         </w:numPr>
         <w:pStyle w:val="Compact"/>
       </w:pPr>
@@ -2279,7 +2744,7 @@
       <w:pPr>
         <w:numPr>
           <w:ilvl w:val="0"/>
-          <w:numId w:val="1011"/>
+          <w:numId w:val="1013"/>
         </w:numPr>
         <w:pStyle w:val="Compact"/>
       </w:pPr>
@@ -2291,7 +2756,7 @@
       <w:pPr>
         <w:numPr>
           <w:ilvl w:val="1"/>
-          <w:numId w:val="1012"/>
+          <w:numId w:val="1014"/>
         </w:numPr>
         <w:pStyle w:val="Compact"/>
       </w:pPr>
@@ -2313,7 +2778,7 @@
       <w:pPr>
         <w:numPr>
           <w:ilvl w:val="1"/>
-          <w:numId w:val="1012"/>
+          <w:numId w:val="1014"/>
         </w:numPr>
         <w:pStyle w:val="Compact"/>
       </w:pPr>
@@ -2335,7 +2800,7 @@
       <w:pPr>
         <w:numPr>
           <w:ilvl w:val="1"/>
-          <w:numId w:val="1012"/>
+          <w:numId w:val="1014"/>
         </w:numPr>
         <w:pStyle w:val="Compact"/>
       </w:pPr>
@@ -2357,7 +2822,7 @@
       <w:pPr>
         <w:numPr>
           <w:ilvl w:val="0"/>
-          <w:numId w:val="1011"/>
+          <w:numId w:val="1013"/>
         </w:numPr>
         <w:pStyle w:val="Compact"/>
       </w:pPr>
@@ -2416,7 +2881,7 @@
       <w:pPr>
         <w:numPr>
           <w:ilvl w:val="0"/>
-          <w:numId w:val="1011"/>
+          <w:numId w:val="1013"/>
         </w:numPr>
         <w:pStyle w:val="Compact"/>
       </w:pPr>
@@ -2462,7 +2927,7 @@
       <w:pPr>
         <w:numPr>
           <w:ilvl w:val="0"/>
-          <w:numId w:val="1011"/>
+          <w:numId w:val="1013"/>
         </w:numPr>
         <w:pStyle w:val="Compact"/>
       </w:pPr>
@@ -2486,8 +2951,8 @@
         <w:t xml:space="preserve">when done. The platform drops to LEVEL_HOLD.</w:t>
       </w:r>
     </w:p>
-    <w:bookmarkEnd w:id="34"/>
-    <w:bookmarkStart w:id="35" w:name="what-to-expect"/>
+    <w:bookmarkEnd w:id="35"/>
+    <w:bookmarkStart w:id="36" w:name="what-to-expect"/>
     <w:p>
       <w:pPr>
         <w:pStyle w:val="Heading3"/>
@@ -2500,7 +2965,7 @@
       <w:pPr>
         <w:numPr>
           <w:ilvl w:val="0"/>
-          <w:numId w:val="1013"/>
+          <w:numId w:val="1015"/>
         </w:numPr>
         <w:pStyle w:val="Compact"/>
       </w:pPr>
@@ -2512,7 +2977,7 @@
       <w:pPr>
         <w:numPr>
           <w:ilvl w:val="0"/>
-          <w:numId w:val="1013"/>
+          <w:numId w:val="1015"/>
         </w:numPr>
         <w:pStyle w:val="Compact"/>
       </w:pPr>
@@ -2524,7 +2989,7 @@
       <w:pPr>
         <w:numPr>
           <w:ilvl w:val="0"/>
-          <w:numId w:val="1013"/>
+          <w:numId w:val="1015"/>
         </w:numPr>
         <w:pStyle w:val="Compact"/>
       </w:pPr>
@@ -2539,9 +3004,9 @@
         </w:pict>
       </w:r>
     </w:p>
-    <w:bookmarkEnd w:id="35"/>
     <w:bookmarkEnd w:id="36"/>
-    <w:bookmarkStart w:id="41" w:name="demo-2-click-to-goto"/>
+    <w:bookmarkEnd w:id="37"/>
+    <w:bookmarkStart w:id="42" w:name="demo-2-click-to-goto"/>
     <w:p>
       <w:pPr>
         <w:pStyle w:val="Heading2"/>
@@ -2564,7 +3029,7 @@
         <w:t xml:space="preserve">the controller drives the ball to that point and holds.</w:t>
       </w:r>
     </w:p>
-    <w:bookmarkStart w:id="37" w:name="pre-flight-2"/>
+    <w:bookmarkStart w:id="38" w:name="pre-flight-2"/>
     <w:p>
       <w:pPr>
         <w:pStyle w:val="Heading3"/>
@@ -2581,8 +3046,8 @@
         <w:t xml:space="preserve">Same as Demo 1.</w:t>
       </w:r>
     </w:p>
-    <w:bookmarkEnd w:id="37"/>
-    <w:bookmarkStart w:id="38" w:name="run-the-demo-1"/>
+    <w:bookmarkEnd w:id="38"/>
+    <w:bookmarkStart w:id="39" w:name="run-the-demo-1"/>
     <w:p>
       <w:pPr>
         <w:pStyle w:val="Heading3"/>
@@ -2595,7 +3060,7 @@
       <w:pPr>
         <w:numPr>
           <w:ilvl w:val="0"/>
-          <w:numId w:val="1014"/>
+          <w:numId w:val="1016"/>
         </w:numPr>
         <w:pStyle w:val="Compact"/>
       </w:pPr>
@@ -2623,7 +3088,7 @@
       <w:pPr>
         <w:numPr>
           <w:ilvl w:val="0"/>
-          <w:numId w:val="1014"/>
+          <w:numId w:val="1016"/>
         </w:numPr>
         <w:pStyle w:val="Compact"/>
       </w:pPr>
@@ -2651,7 +3116,7 @@
       <w:pPr>
         <w:numPr>
           <w:ilvl w:val="0"/>
-          <w:numId w:val="1014"/>
+          <w:numId w:val="1016"/>
         </w:numPr>
         <w:pStyle w:val="Compact"/>
       </w:pPr>
@@ -2663,7 +3128,7 @@
       <w:pPr>
         <w:numPr>
           <w:ilvl w:val="1"/>
-          <w:numId w:val="1015"/>
+          <w:numId w:val="1017"/>
         </w:numPr>
         <w:pStyle w:val="Compact"/>
       </w:pPr>
@@ -2675,7 +3140,7 @@
       <w:pPr>
         <w:numPr>
           <w:ilvl w:val="1"/>
-          <w:numId w:val="1015"/>
+          <w:numId w:val="1017"/>
         </w:numPr>
         <w:pStyle w:val="Compact"/>
       </w:pPr>
@@ -2687,7 +3152,7 @@
       <w:pPr>
         <w:numPr>
           <w:ilvl w:val="0"/>
-          <w:numId w:val="1014"/>
+          <w:numId w:val="1016"/>
         </w:numPr>
         <w:pStyle w:val="Compact"/>
       </w:pPr>
@@ -2705,7 +3170,7 @@
       <w:pPr>
         <w:numPr>
           <w:ilvl w:val="0"/>
-          <w:numId w:val="1014"/>
+          <w:numId w:val="1016"/>
         </w:numPr>
         <w:pStyle w:val="Compact"/>
       </w:pPr>
@@ -2723,7 +3188,7 @@
       <w:pPr>
         <w:numPr>
           <w:ilvl w:val="0"/>
-          <w:numId w:val="1014"/>
+          <w:numId w:val="1016"/>
         </w:numPr>
         <w:pStyle w:val="Compact"/>
       </w:pPr>
@@ -2751,7 +3216,7 @@
       <w:pPr>
         <w:numPr>
           <w:ilvl w:val="0"/>
-          <w:numId w:val="1014"/>
+          <w:numId w:val="1016"/>
         </w:numPr>
         <w:pStyle w:val="Compact"/>
       </w:pPr>
@@ -2769,8 +3234,8 @@
         <w:t xml:space="preserve">disarms Demo 2 mode.</w:t>
       </w:r>
     </w:p>
-    <w:bookmarkEnd w:id="38"/>
-    <w:bookmarkStart w:id="39" w:name="toggles"/>
+    <w:bookmarkEnd w:id="39"/>
+    <w:bookmarkStart w:id="40" w:name="toggles"/>
     <w:p>
       <w:pPr>
         <w:pStyle w:val="Heading3"/>
@@ -2886,8 +3351,8 @@
         </w:tc>
       </w:tr>
     </w:tbl>
-    <w:bookmarkEnd w:id="39"/>
-    <w:bookmarkStart w:id="40" w:name="failure-handling"/>
+    <w:bookmarkEnd w:id="40"/>
+    <w:bookmarkStart w:id="41" w:name="failure-handling"/>
     <w:p>
       <w:pPr>
         <w:pStyle w:val="Heading3"/>
@@ -2917,9 +3382,9 @@
         </w:pict>
       </w:r>
     </w:p>
-    <w:bookmarkEnd w:id="40"/>
     <w:bookmarkEnd w:id="41"/>
-    <w:bookmarkStart w:id="46" w:name="demo-3-path-drawing-stretch-goal"/>
+    <w:bookmarkEnd w:id="42"/>
+    <w:bookmarkStart w:id="47" w:name="demo-3-path-drawing-stretch-goal"/>
     <w:p>
       <w:pPr>
         <w:pStyle w:val="Heading2"/>
@@ -2936,7 +3401,7 @@
         <w:t xml:space="preserve">You draw a freehand path on the SVG disk; the ball follows it.</w:t>
       </w:r>
     </w:p>
-    <w:bookmarkStart w:id="42" w:name="drawing-a-path"/>
+    <w:bookmarkStart w:id="43" w:name="drawing-a-path"/>
     <w:p>
       <w:pPr>
         <w:pStyle w:val="Heading3"/>
@@ -2949,7 +3414,7 @@
       <w:pPr>
         <w:numPr>
           <w:ilvl w:val="0"/>
-          <w:numId w:val="1016"/>
+          <w:numId w:val="1018"/>
         </w:numPr>
         <w:pStyle w:val="Compact"/>
       </w:pPr>
@@ -2977,7 +3442,7 @@
       <w:pPr>
         <w:numPr>
           <w:ilvl w:val="0"/>
-          <w:numId w:val="1016"/>
+          <w:numId w:val="1018"/>
         </w:numPr>
         <w:pStyle w:val="Compact"/>
       </w:pPr>
@@ -3005,7 +3470,7 @@
       <w:pPr>
         <w:numPr>
           <w:ilvl w:val="0"/>
-          <w:numId w:val="1016"/>
+          <w:numId w:val="1018"/>
         </w:numPr>
         <w:pStyle w:val="Compact"/>
       </w:pPr>
@@ -3023,7 +3488,7 @@
       <w:pPr>
         <w:numPr>
           <w:ilvl w:val="0"/>
-          <w:numId w:val="1016"/>
+          <w:numId w:val="1018"/>
         </w:numPr>
         <w:pStyle w:val="Compact"/>
       </w:pPr>
@@ -3067,7 +3532,7 @@
       <w:pPr>
         <w:numPr>
           <w:ilvl w:val="0"/>
-          <w:numId w:val="1016"/>
+          <w:numId w:val="1018"/>
         </w:numPr>
         <w:pStyle w:val="Compact"/>
       </w:pPr>
@@ -3091,8 +3556,8 @@
         <w:t xml:space="preserve">stays disabled — re-draw to clean up.</w:t>
       </w:r>
     </w:p>
-    <w:bookmarkEnd w:id="42"/>
-    <w:bookmarkStart w:id="43" w:name="running-the-path"/>
+    <w:bookmarkEnd w:id="43"/>
+    <w:bookmarkStart w:id="44" w:name="running-the-path"/>
     <w:p>
       <w:pPr>
         <w:pStyle w:val="Heading3"/>
@@ -3105,7 +3570,7 @@
       <w:pPr>
         <w:numPr>
           <w:ilvl w:val="0"/>
-          <w:numId w:val="1017"/>
+          <w:numId w:val="1019"/>
         </w:numPr>
         <w:pStyle w:val="Compact"/>
       </w:pPr>
@@ -3117,7 +3582,7 @@
       <w:pPr>
         <w:numPr>
           <w:ilvl w:val="1"/>
-          <w:numId w:val="1018"/>
+          <w:numId w:val="1020"/>
         </w:numPr>
         <w:pStyle w:val="Compact"/>
       </w:pPr>
@@ -3145,7 +3610,7 @@
       <w:pPr>
         <w:numPr>
           <w:ilvl w:val="1"/>
-          <w:numId w:val="1018"/>
+          <w:numId w:val="1020"/>
         </w:numPr>
         <w:pStyle w:val="Compact"/>
       </w:pPr>
@@ -3167,7 +3632,7 @@
       <w:pPr>
         <w:numPr>
           <w:ilvl w:val="0"/>
-          <w:numId w:val="1017"/>
+          <w:numId w:val="1019"/>
         </w:numPr>
         <w:pStyle w:val="Compact"/>
       </w:pPr>
@@ -3198,7 +3663,7 @@
       <w:pPr>
         <w:numPr>
           <w:ilvl w:val="0"/>
-          <w:numId w:val="1017"/>
+          <w:numId w:val="1019"/>
         </w:numPr>
         <w:pStyle w:val="Compact"/>
       </w:pPr>
@@ -3226,7 +3691,7 @@
       <w:pPr>
         <w:numPr>
           <w:ilvl w:val="0"/>
-          <w:numId w:val="1017"/>
+          <w:numId w:val="1019"/>
         </w:numPr>
         <w:pStyle w:val="Compact"/>
       </w:pPr>
@@ -3250,8 +3715,8 @@
         <w:t xml:space="preserve">pressing Start again resumes from the start.</w:t>
       </w:r>
     </w:p>
-    <w:bookmarkEnd w:id="43"/>
-    <w:bookmarkStart w:id="44" w:name="display-modes"/>
+    <w:bookmarkEnd w:id="44"/>
+    <w:bookmarkStart w:id="45" w:name="display-modes"/>
     <w:p>
       <w:pPr>
         <w:pStyle w:val="Heading3"/>
@@ -3397,8 +3862,8 @@
         </w:tc>
       </w:tr>
     </w:tbl>
-    <w:bookmarkEnd w:id="44"/>
-    <w:bookmarkStart w:id="45" w:name="save-load-export"/>
+    <w:bookmarkEnd w:id="45"/>
+    <w:bookmarkStart w:id="46" w:name="save-load-export"/>
     <w:p>
       <w:pPr>
         <w:pStyle w:val="Heading3"/>
@@ -3411,7 +3876,7 @@
       <w:pPr>
         <w:numPr>
           <w:ilvl w:val="0"/>
-          <w:numId w:val="1019"/>
+          <w:numId w:val="1021"/>
         </w:numPr>
         <w:pStyle w:val="Compact"/>
       </w:pPr>
@@ -3439,7 +3904,7 @@
       <w:pPr>
         <w:numPr>
           <w:ilvl w:val="0"/>
-          <w:numId w:val="1019"/>
+          <w:numId w:val="1021"/>
         </w:numPr>
         <w:pStyle w:val="Compact"/>
       </w:pPr>
@@ -3467,7 +3932,7 @@
       <w:pPr>
         <w:numPr>
           <w:ilvl w:val="0"/>
-          <w:numId w:val="1019"/>
+          <w:numId w:val="1021"/>
         </w:numPr>
         <w:pStyle w:val="Compact"/>
       </w:pPr>
@@ -3510,7 +3975,7 @@
       <w:pPr>
         <w:numPr>
           <w:ilvl w:val="0"/>
-          <w:numId w:val="1019"/>
+          <w:numId w:val="1021"/>
         </w:numPr>
         <w:pStyle w:val="Compact"/>
       </w:pPr>
@@ -3550,9 +4015,9 @@
         </w:pict>
       </w:r>
     </w:p>
-    <w:bookmarkEnd w:id="45"/>
     <w:bookmarkEnd w:id="46"/>
-    <w:bookmarkStart w:id="50" w:name="safety-system"/>
+    <w:bookmarkEnd w:id="47"/>
+    <w:bookmarkStart w:id="51" w:name="safety-system"/>
     <w:p>
       <w:pPr>
         <w:pStyle w:val="Heading2"/>
@@ -3561,7 +4026,7 @@
         <w:t xml:space="preserve">7. Safety system</w:t>
       </w:r>
     </w:p>
-    <w:bookmarkStart w:id="47" w:name="dead-zone-the-red-disk-at-the-center"/>
+    <w:bookmarkStart w:id="48" w:name="dead-zone-the-red-disk-at-the-center"/>
     <w:p>
       <w:pPr>
         <w:pStyle w:val="Heading3"/>
@@ -3594,7 +4059,7 @@
       <w:pPr>
         <w:numPr>
           <w:ilvl w:val="0"/>
-          <w:numId w:val="1020"/>
+          <w:numId w:val="1022"/>
         </w:numPr>
         <w:pStyle w:val="Compact"/>
       </w:pPr>
@@ -3606,7 +4071,7 @@
       <w:pPr>
         <w:numPr>
           <w:ilvl w:val="0"/>
-          <w:numId w:val="1020"/>
+          <w:numId w:val="1022"/>
         </w:numPr>
         <w:pStyle w:val="Compact"/>
       </w:pPr>
@@ -3624,7 +4089,7 @@
       <w:pPr>
         <w:numPr>
           <w:ilvl w:val="0"/>
-          <w:numId w:val="1020"/>
+          <w:numId w:val="1022"/>
         </w:numPr>
         <w:pStyle w:val="Compact"/>
       </w:pPr>
@@ -3636,7 +4101,7 @@
       <w:pPr>
         <w:numPr>
           <w:ilvl w:val="0"/>
-          <w:numId w:val="1020"/>
+          <w:numId w:val="1022"/>
         </w:numPr>
         <w:pStyle w:val="Compact"/>
       </w:pPr>
@@ -3688,8 +4153,8 @@
         <w:t xml:space="preserve">reference is somehow trying to drive it inward.</w:t>
       </w:r>
     </w:p>
-    <w:bookmarkEnd w:id="47"/>
-    <w:bookmarkStart w:id="48" w:name="off-platform-watchdog"/>
+    <w:bookmarkEnd w:id="48"/>
+    <w:bookmarkStart w:id="49" w:name="off-platform-watchdog"/>
     <w:p>
       <w:pPr>
         <w:pStyle w:val="Heading3"/>
@@ -3716,7 +4181,7 @@
       <w:pPr>
         <w:numPr>
           <w:ilvl w:val="0"/>
-          <w:numId w:val="1021"/>
+          <w:numId w:val="1023"/>
         </w:numPr>
         <w:pStyle w:val="Compact"/>
       </w:pPr>
@@ -3728,7 +4193,7 @@
       <w:pPr>
         <w:numPr>
           <w:ilvl w:val="0"/>
-          <w:numId w:val="1021"/>
+          <w:numId w:val="1023"/>
         </w:numPr>
         <w:pStyle w:val="Compact"/>
       </w:pPr>
@@ -3740,7 +4205,7 @@
       <w:pPr>
         <w:numPr>
           <w:ilvl w:val="0"/>
-          <w:numId w:val="1021"/>
+          <w:numId w:val="1023"/>
         </w:numPr>
         <w:pStyle w:val="Compact"/>
       </w:pPr>
@@ -3752,7 +4217,7 @@
       <w:pPr>
         <w:numPr>
           <w:ilvl w:val="0"/>
-          <w:numId w:val="1021"/>
+          <w:numId w:val="1023"/>
         </w:numPr>
         <w:pStyle w:val="Compact"/>
       </w:pPr>
@@ -3790,7 +4255,7 @@
       <w:pPr>
         <w:numPr>
           <w:ilvl w:val="0"/>
-          <w:numId w:val="1022"/>
+          <w:numId w:val="1024"/>
         </w:numPr>
         <w:pStyle w:val="Compact"/>
       </w:pPr>
@@ -3808,7 +4273,7 @@
       <w:pPr>
         <w:numPr>
           <w:ilvl w:val="0"/>
-          <w:numId w:val="1022"/>
+          <w:numId w:val="1024"/>
         </w:numPr>
         <w:pStyle w:val="Compact"/>
       </w:pPr>
@@ -3826,7 +4291,7 @@
       <w:pPr>
         <w:numPr>
           <w:ilvl w:val="0"/>
-          <w:numId w:val="1022"/>
+          <w:numId w:val="1024"/>
         </w:numPr>
         <w:pStyle w:val="Compact"/>
       </w:pPr>
@@ -3880,8 +4345,8 @@
         <w:t xml:space="preserve">is still on the platform would be surprising.</w:t>
       </w:r>
     </w:p>
-    <w:bookmarkEnd w:id="48"/>
-    <w:bookmarkStart w:id="49" w:name="emergency-stop"/>
+    <w:bookmarkEnd w:id="49"/>
+    <w:bookmarkStart w:id="50" w:name="emergency-stop"/>
     <w:p>
       <w:pPr>
         <w:pStyle w:val="Heading3"/>
@@ -3953,9 +4418,9 @@
         </w:pict>
       </w:r>
     </w:p>
-    <w:bookmarkEnd w:id="49"/>
     <w:bookmarkEnd w:id="50"/>
-    <w:bookmarkStart w:id="51" w:name="shutdown"/>
+    <w:bookmarkEnd w:id="51"/>
+    <w:bookmarkStart w:id="52" w:name="shutdown"/>
     <w:p>
       <w:pPr>
         <w:pStyle w:val="Heading2"/>
@@ -4043,8 +4508,8 @@
         </w:pict>
       </w:r>
     </w:p>
-    <w:bookmarkEnd w:id="51"/>
-    <w:bookmarkStart w:id="52" w:name="troubleshooting"/>
+    <w:bookmarkEnd w:id="52"/>
+    <w:bookmarkStart w:id="53" w:name="troubleshooting"/>
     <w:p>
       <w:pPr>
         <w:pStyle w:val="Heading2"/>
@@ -4563,8 +5028,8 @@
         </w:pict>
       </w:r>
     </w:p>
-    <w:bookmarkEnd w:id="52"/>
-    <w:bookmarkStart w:id="53" w:name="cheat-sheet-one-page-reference"/>
+    <w:bookmarkEnd w:id="53"/>
+    <w:bookmarkStart w:id="54" w:name="cheat-sheet-one-page-reference"/>
     <w:p>
       <w:pPr>
         <w:pStyle w:val="Heading2"/>
@@ -4743,8 +5208,8 @@
         <w:t xml:space="preserve">Anything looks wrong → E-STOP → diagnose → re-arm from scratch</w:t>
       </w:r>
     </w:p>
-    <w:bookmarkEnd w:id="53"/>
     <w:bookmarkEnd w:id="54"/>
+    <w:bookmarkEnd w:id="55"/>
     <w:sectPr/>
   </w:body>
 </w:document>
@@ -5019,34 +5484,7 @@
     <w:abstractNumId w:val="991"/>
   </w:num>
   <w:num w:numId="1002">
-    <w:abstractNumId w:val="99411"/>
-    <w:lvlOverride w:ilvl="0">
-      <w:startOverride w:val="1"/>
-    </w:lvlOverride>
-    <w:lvlOverride w:ilvl="1">
-      <w:startOverride w:val="1"/>
-    </w:lvlOverride>
-    <w:lvlOverride w:ilvl="2">
-      <w:startOverride w:val="1"/>
-    </w:lvlOverride>
-    <w:lvlOverride w:ilvl="3">
-      <w:startOverride w:val="1"/>
-    </w:lvlOverride>
-    <w:lvlOverride w:ilvl="4">
-      <w:startOverride w:val="1"/>
-    </w:lvlOverride>
-    <w:lvlOverride w:ilvl="5">
-      <w:startOverride w:val="1"/>
-    </w:lvlOverride>
-    <w:lvlOverride w:ilvl="6">
-      <w:startOverride w:val="1"/>
-    </w:lvlOverride>
-    <w:lvlOverride w:ilvl="7">
-      <w:startOverride w:val="1"/>
-    </w:lvlOverride>
-    <w:lvlOverride w:ilvl="8">
-      <w:startOverride w:val="1"/>
-    </w:lvlOverride>
+    <w:abstractNumId w:val="991"/>
   </w:num>
   <w:num w:numId="1003">
     <w:abstractNumId w:val="991"/>
@@ -5082,6 +5520,9 @@
     </w:lvlOverride>
   </w:num>
   <w:num w:numId="1005">
+    <w:abstractNumId w:val="991"/>
+  </w:num>
+  <w:num w:numId="1006">
     <w:abstractNumId w:val="99411"/>
     <w:lvlOverride w:ilvl="0">
       <w:startOverride w:val="1"/>
@@ -5110,9 +5551,6 @@
     <w:lvlOverride w:ilvl="8">
       <w:startOverride w:val="1"/>
     </w:lvlOverride>
-  </w:num>
-  <w:num w:numId="1006">
-    <w:abstractNumId w:val="991"/>
   </w:num>
   <w:num w:numId="1007">
     <w:abstractNumId w:val="99411"/>
@@ -5148,76 +5586,76 @@
     <w:abstractNumId w:val="991"/>
   </w:num>
   <w:num w:numId="1009">
-    <w:abstractNumId w:val="991"/>
+    <w:abstractNumId w:val="99411"/>
+    <w:lvlOverride w:ilvl="0">
+      <w:startOverride w:val="1"/>
+    </w:lvlOverride>
+    <w:lvlOverride w:ilvl="1">
+      <w:startOverride w:val="1"/>
+    </w:lvlOverride>
+    <w:lvlOverride w:ilvl="2">
+      <w:startOverride w:val="1"/>
+    </w:lvlOverride>
+    <w:lvlOverride w:ilvl="3">
+      <w:startOverride w:val="1"/>
+    </w:lvlOverride>
+    <w:lvlOverride w:ilvl="4">
+      <w:startOverride w:val="1"/>
+    </w:lvlOverride>
+    <w:lvlOverride w:ilvl="5">
+      <w:startOverride w:val="1"/>
+    </w:lvlOverride>
+    <w:lvlOverride w:ilvl="6">
+      <w:startOverride w:val="1"/>
+    </w:lvlOverride>
+    <w:lvlOverride w:ilvl="7">
+      <w:startOverride w:val="1"/>
+    </w:lvlOverride>
+    <w:lvlOverride w:ilvl="8">
+      <w:startOverride w:val="1"/>
+    </w:lvlOverride>
   </w:num>
   <w:num w:numId="1010">
     <w:abstractNumId w:val="991"/>
   </w:num>
   <w:num w:numId="1011">
-    <w:abstractNumId w:val="99411"/>
-    <w:lvlOverride w:ilvl="0">
-      <w:startOverride w:val="1"/>
-    </w:lvlOverride>
-    <w:lvlOverride w:ilvl="1">
-      <w:startOverride w:val="1"/>
-    </w:lvlOverride>
-    <w:lvlOverride w:ilvl="2">
-      <w:startOverride w:val="1"/>
-    </w:lvlOverride>
-    <w:lvlOverride w:ilvl="3">
-      <w:startOverride w:val="1"/>
-    </w:lvlOverride>
-    <w:lvlOverride w:ilvl="4">
-      <w:startOverride w:val="1"/>
-    </w:lvlOverride>
-    <w:lvlOverride w:ilvl="5">
-      <w:startOverride w:val="1"/>
-    </w:lvlOverride>
-    <w:lvlOverride w:ilvl="6">
-      <w:startOverride w:val="1"/>
-    </w:lvlOverride>
-    <w:lvlOverride w:ilvl="7">
-      <w:startOverride w:val="1"/>
-    </w:lvlOverride>
-    <w:lvlOverride w:ilvl="8">
-      <w:startOverride w:val="1"/>
-    </w:lvlOverride>
+    <w:abstractNumId w:val="991"/>
   </w:num>
   <w:num w:numId="1012">
     <w:abstractNumId w:val="991"/>
   </w:num>
   <w:num w:numId="1013">
-    <w:abstractNumId w:val="991"/>
+    <w:abstractNumId w:val="99411"/>
+    <w:lvlOverride w:ilvl="0">
+      <w:startOverride w:val="1"/>
+    </w:lvlOverride>
+    <w:lvlOverride w:ilvl="1">
+      <w:startOverride w:val="1"/>
+    </w:lvlOverride>
+    <w:lvlOverride w:ilvl="2">
+      <w:startOverride w:val="1"/>
+    </w:lvlOverride>
+    <w:lvlOverride w:ilvl="3">
+      <w:startOverride w:val="1"/>
+    </w:lvlOverride>
+    <w:lvlOverride w:ilvl="4">
+      <w:startOverride w:val="1"/>
+    </w:lvlOverride>
+    <w:lvlOverride w:ilvl="5">
+      <w:startOverride w:val="1"/>
+    </w:lvlOverride>
+    <w:lvlOverride w:ilvl="6">
+      <w:startOverride w:val="1"/>
+    </w:lvlOverride>
+    <w:lvlOverride w:ilvl="7">
+      <w:startOverride w:val="1"/>
+    </w:lvlOverride>
+    <w:lvlOverride w:ilvl="8">
+      <w:startOverride w:val="1"/>
+    </w:lvlOverride>
   </w:num>
   <w:num w:numId="1014">
-    <w:abstractNumId w:val="99411"/>
-    <w:lvlOverride w:ilvl="0">
-      <w:startOverride w:val="1"/>
-    </w:lvlOverride>
-    <w:lvlOverride w:ilvl="1">
-      <w:startOverride w:val="1"/>
-    </w:lvlOverride>
-    <w:lvlOverride w:ilvl="2">
-      <w:startOverride w:val="1"/>
-    </w:lvlOverride>
-    <w:lvlOverride w:ilvl="3">
-      <w:startOverride w:val="1"/>
-    </w:lvlOverride>
-    <w:lvlOverride w:ilvl="4">
-      <w:startOverride w:val="1"/>
-    </w:lvlOverride>
-    <w:lvlOverride w:ilvl="5">
-      <w:startOverride w:val="1"/>
-    </w:lvlOverride>
-    <w:lvlOverride w:ilvl="6">
-      <w:startOverride w:val="1"/>
-    </w:lvlOverride>
-    <w:lvlOverride w:ilvl="7">
-      <w:startOverride w:val="1"/>
-    </w:lvlOverride>
-    <w:lvlOverride w:ilvl="8">
-      <w:startOverride w:val="1"/>
-    </w:lvlOverride>
+    <w:abstractNumId w:val="991"/>
   </w:num>
   <w:num w:numId="1015">
     <w:abstractNumId w:val="991"/>
@@ -5253,6 +5691,9 @@
     </w:lvlOverride>
   </w:num>
   <w:num w:numId="1017">
+    <w:abstractNumId w:val="991"/>
+  </w:num>
+  <w:num w:numId="1018">
     <w:abstractNumId w:val="99411"/>
     <w:lvlOverride w:ilvl="0">
       <w:startOverride w:val="1"/>
@@ -5282,16 +5723,46 @@
       <w:startOverride w:val="1"/>
     </w:lvlOverride>
   </w:num>
-  <w:num w:numId="1018">
-    <w:abstractNumId w:val="991"/>
-  </w:num>
   <w:num w:numId="1019">
-    <w:abstractNumId w:val="991"/>
+    <w:abstractNumId w:val="99411"/>
+    <w:lvlOverride w:ilvl="0">
+      <w:startOverride w:val="1"/>
+    </w:lvlOverride>
+    <w:lvlOverride w:ilvl="1">
+      <w:startOverride w:val="1"/>
+    </w:lvlOverride>
+    <w:lvlOverride w:ilvl="2">
+      <w:startOverride w:val="1"/>
+    </w:lvlOverride>
+    <w:lvlOverride w:ilvl="3">
+      <w:startOverride w:val="1"/>
+    </w:lvlOverride>
+    <w:lvlOverride w:ilvl="4">
+      <w:startOverride w:val="1"/>
+    </w:lvlOverride>
+    <w:lvlOverride w:ilvl="5">
+      <w:startOverride w:val="1"/>
+    </w:lvlOverride>
+    <w:lvlOverride w:ilvl="6">
+      <w:startOverride w:val="1"/>
+    </w:lvlOverride>
+    <w:lvlOverride w:ilvl="7">
+      <w:startOverride w:val="1"/>
+    </w:lvlOverride>
+    <w:lvlOverride w:ilvl="8">
+      <w:startOverride w:val="1"/>
+    </w:lvlOverride>
   </w:num>
   <w:num w:numId="1020">
     <w:abstractNumId w:val="991"/>
   </w:num>
   <w:num w:numId="1021">
+    <w:abstractNumId w:val="991"/>
+  </w:num>
+  <w:num w:numId="1022">
+    <w:abstractNumId w:val="991"/>
+  </w:num>
+  <w:num w:numId="1023">
     <w:abstractNumId w:val="99411"/>
     <w:lvlOverride w:ilvl="0">
       <w:startOverride w:val="1"/>
@@ -5321,7 +5792,7 @@
       <w:startOverride w:val="1"/>
     </w:lvlOverride>
   </w:num>
-  <w:num w:numId="1022">
+  <w:num w:numId="1024">
     <w:abstractNumId w:val="99411"/>
     <w:lvlOverride w:ilvl="0">
       <w:startOverride w:val="1"/>

--- a/stewart_bringup/docs/closed_loop_ball_demos_usage.docx
+++ b/stewart_bringup/docs/closed_loop_ball_demos_usage.docx
@@ -529,16 +529,173 @@
     </w:p>
     <w:p>
       <w:pPr>
+        <w:numPr>
+          <w:ilvl w:val="0"/>
+          <w:numId w:val="1001"/>
+        </w:numPr>
+      </w:pPr>
+      <w:r>
+        <w:t xml:space="preserve">☐</w:t>
+      </w:r>
+      <w:r>
+        <w:t xml:space="preserve"> </w:t>
+      </w:r>
+      <w:r>
+        <w:rPr>
+          <w:bCs/>
+          <w:b/>
+        </w:rPr>
+        <w:t xml:space="preserve">Pick the ball type</w:t>
+      </w:r>
+      <w:r>
+        <w:t xml:space="preserve"> </w:t>
+      </w:r>
+      <w:r>
+        <w:t xml:space="preserve">in the GUI header dropdown (</w:t>
+      </w:r>
+      <w:r>
+        <w:t xml:space="preserve">“</w:t>
+      </w:r>
+      <w:r>
+        <w:t xml:space="preserve">Ball:</w:t>
+      </w:r>
+      <w:r>
+        <w:t xml:space="preserve"> </w:t>
+      </w:r>
+      <w:r>
+        <w:t xml:space="preserve">foam</w:t>
+      </w:r>
+      <w:r>
+        <w:t xml:space="preserve">”</w:t>
+      </w:r>
+      <w:r>
+        <w:t xml:space="preserve"> </w:t>
+      </w:r>
+      <w:r>
+        <w:t xml:space="preserve">vs</w:t>
+      </w:r>
+      <w:r>
+        <w:t xml:space="preserve"> </w:t>
+      </w:r>
+      <w:r>
+        <w:t xml:space="preserve">“</w:t>
+      </w:r>
+      <w:r>
+        <w:t xml:space="preserve">Ball: ping-pong</w:t>
+      </w:r>
+      <w:r>
+        <w:t xml:space="preserve">”</w:t>
+      </w:r>
+      <w:r>
+        <w:t xml:space="preserve">) to match the physical ball you’re</w:t>
+      </w:r>
+      <w:r>
+        <w:t xml:space="preserve"> </w:t>
+      </w:r>
+      <w:r>
+        <w:t xml:space="preserve">about to use. Persists across reloads. Affects PID feedforward</w:t>
+      </w:r>
+      <w:r>
+        <w:t xml:space="preserve"> </w:t>
+      </w:r>
+      <w:r>
+        <w:t xml:space="preserve">(α=5/7 solid vs 3/5 hollow) and is captured in every bag.</w:t>
+      </w:r>
+    </w:p>
+    <w:p>
+      <w:pPr>
+        <w:numPr>
+          <w:ilvl w:val="0"/>
+          <w:numId w:val="1001"/>
+        </w:numPr>
+      </w:pPr>
+      <w:r>
+        <w:t xml:space="preserve">☐ Optional: run the unit tests on your laptop before pushing:</w:t>
+      </w:r>
+    </w:p>
+    <w:p>
+      <w:pPr>
+        <w:numPr>
+          <w:ilvl w:val="0"/>
+          <w:numId w:val="1000"/>
+        </w:numPr>
+        <w:pStyle w:val="SourceCode"/>
+      </w:pPr>
+      <w:r>
+        <w:rPr>
+          <w:rStyle w:val="BuiltInTok"/>
+        </w:rPr>
+        <w:t xml:space="preserve">cd</w:t>
+      </w:r>
+      <w:r>
+        <w:rPr>
+          <w:rStyle w:val="NormalTok"/>
+        </w:rPr>
+        <w:t xml:space="preserve"> ~/stable_bot_repo/stewart_vision</w:t>
+      </w:r>
+      <w:r>
+        <w:br/>
+      </w:r>
+      <w:r>
+        <w:rPr>
+          <w:rStyle w:val="ExtensionTok"/>
+        </w:rPr>
+        <w:t xml:space="preserve">python3</w:t>
+      </w:r>
+      <w:r>
+        <w:rPr>
+          <w:rStyle w:val="NormalTok"/>
+        </w:rPr>
+        <w:t xml:space="preserve"> </w:t>
+      </w:r>
+      <w:r>
+        <w:rPr>
+          <w:rStyle w:val="AttributeTok"/>
+        </w:rPr>
+        <w:t xml:space="preserve">-m</w:t>
+      </w:r>
+      <w:r>
+        <w:rPr>
+          <w:rStyle w:val="NormalTok"/>
+        </w:rPr>
+        <w:t xml:space="preserve"> pytest test/ </w:t>
+      </w:r>
+      <w:r>
+        <w:rPr>
+          <w:rStyle w:val="AttributeTok"/>
+        </w:rPr>
+        <w:t xml:space="preserve">-v</w:t>
+      </w:r>
+    </w:p>
+    <w:p>
+      <w:pPr>
+        <w:numPr>
+          <w:ilvl w:val="0"/>
+          <w:numId w:val="1000"/>
+        </w:numPr>
+      </w:pPr>
+      <w:r>
+        <w:t xml:space="preserve">35 should pass; up to 3 cv2-aruco-dependent tests will skip if</w:t>
+      </w:r>
+      <w:r>
+        <w:t xml:space="preserve"> </w:t>
+      </w:r>
+      <w:r>
+        <w:t xml:space="preserve">opencv-contrib isn’t installed in the env you’re testing from.</w:t>
+      </w:r>
+    </w:p>
+    <w:p>
+      <w:pPr>
         <w:pStyle w:val="FirstParagraph"/>
       </w:pPr>
       <w:r>
-        <w:t xml:space="preserve">Once all five checkboxes pass, you’re at step 1 of the iteration</w:t>
-      </w:r>
-      <w:r>
-        <w:t xml:space="preserve"> </w:t>
-      </w:r>
-      <w:r>
-        <w:t xml:space="preserve">ladder in spec §16.</w:t>
+        <w:t xml:space="preserve">Once all checkboxes pass, you’re at step 1 of the iteration ladder</w:t>
+      </w:r>
+      <w:r>
+        <w:t xml:space="preserve"> </w:t>
+      </w:r>
+      <w:r>
+        <w:t xml:space="preserve">in spec §16.</w:t>
       </w:r>
     </w:p>
     <w:p>
